--- a/docs/BAS-User-Guide_v1.17.0.docx
+++ b/docs/BAS-User-Guide_v1.17.0.docx
@@ -4,66 +4,97 @@
   <w:body>
     <w:p>
       <w:pPr>
-        <w:spacing w:after="100" w:before="2400"/>
-        <w:jc w:val="center"/>
-      </w:pPr>
+        <w:spacing w:after="120"/>
+      </w:pPr>
+      <w:r>
+        <w:drawing>
+          <wp:inline distT="0" distB="0" distL="0" distR="0">
+            <wp:extent cx="1123950" cy="666750"/>
+            <wp:effectExtent t="0" r="0" b="0" l="0"/>
+            <wp:docPr id="1" name="" descr="" title=""/>
+            <wp:cNvGraphicFramePr>
+              <a:graphicFrameLocks xmlns:a="http://schemas.openxmlformats.org/drawingml/2006/main" noChangeAspect="1"/>
+            </wp:cNvGraphicFramePr>
+            <a:graphic xmlns:a="http://schemas.openxmlformats.org/drawingml/2006/main">
+              <a:graphicData uri="http://schemas.openxmlformats.org/drawingml/2006/picture">
+                <pic:pic xmlns:pic="http://schemas.openxmlformats.org/drawingml/2006/picture">
+                  <pic:nvPicPr>
+                    <pic:cNvPr id="0" name="" descr=""/>
+                    <pic:cNvPicPr>
+                      <a:picLocks noChangeAspect="1" noChangeArrowheads="1"/>
+                    </pic:cNvPicPr>
+                  </pic:nvPicPr>
+                  <pic:blipFill>
+                    <a:blip r:embed="rId9" cstate="none"/>
+                    <a:srcRect/>
+                    <a:stretch>
+                      <a:fillRect/>
+                    </a:stretch>
+                  </pic:blipFill>
+                  <pic:spPr bwMode="auto">
+                    <a:xfrm>
+                      <a:off x="0" y="0"/>
+                      <a:ext cx="1123950" cy="666750"/>
+                    </a:xfrm>
+                    <a:prstGeom prst="rect">
+                      <a:avLst/>
+                    </a:prstGeom>
+                  </pic:spPr>
+                </pic:pic>
+              </a:graphicData>
+            </a:graphic>
+          </wp:inline>
+        </w:drawing>
+      </w:r>
+      <w:r>
+        <w:t xml:space="preserve">   </w:t>
+      </w:r>
       <w:r>
         <w:rPr>
           <w:b/>
           <w:bCs/>
-          <w:color w:val="1B5E20"/>
-          <w:sz w:val="110"/>
-          <w:szCs w:val="110"/>
+          <w:sz w:val="56"/>
+          <w:szCs w:val="56"/>
         </w:rPr>
         <w:t xml:space="preserve">BAS</w:t>
       </w:r>
     </w:p>
     <w:p>
       <w:pPr>
-        <w:spacing w:after="60"/>
-        <w:jc w:val="center"/>
+        <w:spacing w:after="240"/>
       </w:pPr>
       <w:r>
         <w:rPr>
-          <w:color w:val="2E4034"/>
-          <w:sz w:val="44"/>
-          <w:szCs w:val="44"/>
+          <w:sz w:val="32"/>
+          <w:szCs w:val="32"/>
         </w:rPr>
         <w:t xml:space="preserve">Ballistics and Scoring</w:t>
       </w:r>
     </w:p>
     <w:p>
       <w:pPr>
-        <w:spacing w:after="700"/>
-        <w:jc w:val="center"/>
+        <w:spacing w:after="240"/>
       </w:pPr>
       <w:r>
         <w:rPr>
-          <w:sz w:val="34"/>
-          <w:szCs w:val="34"/>
+          <w:sz w:val="28"/>
+          <w:szCs w:val="28"/>
         </w:rPr>
         <w:t xml:space="preserve">User Guide</w:t>
       </w:r>
     </w:p>
     <w:p>
-      <w:pPr>
-        <w:jc w:val="center"/>
-      </w:pPr>
       <w:r>
         <w:rPr>
           <w:b/>
           <w:bCs/>
-          <w:sz w:val="26"/>
-          <w:szCs w:val="26"/>
+          <w:sz w:val="24"/>
+          <w:szCs w:val="24"/>
         </w:rPr>
-        <w:t xml:space="preserve">Version 1.17.0</w:t>
-      </w:r>
-    </w:p>
-    <w:p>
-      <w:pPr>
-        <w:spacing w:after="120"/>
-        <w:jc w:val="center"/>
-      </w:pPr>
+        <w:t xml:space="preserve">Version 1.17.0 (build 27) · August 2026</w:t>
+      </w:r>
+    </w:p>
+    <w:p>
       <w:r>
         <w:rPr>
           <w:sz w:val="22"/>
@@ -74,18 +105,16 @@
     </w:p>
     <w:p>
       <w:pPr>
-        <w:spacing w:after="1600"/>
-        <w:jc w:val="center"/>
+        <w:spacing w:before="200"/>
       </w:pPr>
       <w:r>
         <w:rPr>
           <w:i/>
           <w:iCs/>
-          <w:color w:val="555555"/>
           <w:sz w:val="22"/>
           <w:szCs w:val="22"/>
         </w:rPr>
-        <w:t xml:space="preserve">developed by Dr Artur Krukowski · RFSAT</w:t>
+        <w:t xml:space="preserve">developed by Dr Artur Krukowski</w:t>
       </w:r>
     </w:p>
     <w:p>
@@ -96,7 +125,6 @@
     <w:p>
       <w:pPr>
         <w:pStyle w:val="Heading1"/>
-        <w:spacing w:after="160" w:before="360"/>
       </w:pPr>
       <w:r>
         <w:t xml:space="preserve">Contents</w:t>
@@ -129,7 +157,6 @@
     <w:p>
       <w:pPr>
         <w:pStyle w:val="Heading1"/>
-        <w:spacing w:after="160" w:before="360"/>
       </w:pPr>
       <w:r>
         <w:t xml:space="preserve">Safety first</w:t>
@@ -206,7 +233,6 @@
     <w:p>
       <w:pPr>
         <w:pStyle w:val="Heading1"/>
-        <w:spacing w:after="160" w:before="360"/>
       </w:pPr>
       <w:r>
         <w:t xml:space="preserve">1. What BAS does</w:t>
@@ -247,7 +273,6 @@
     <w:p>
       <w:pPr>
         <w:pStyle w:val="Heading2"/>
-        <w:spacing w:after="100" w:before="240"/>
       </w:pPr>
       <w:r>
         <w:t xml:space="preserve">1.1 How the wind is measured</w:t>
@@ -303,7 +328,6 @@
     <w:p>
       <w:pPr>
         <w:pStyle w:val="Heading2"/>
-        <w:spacing w:after="100" w:before="240"/>
       </w:pPr>
       <w:r>
         <w:t xml:space="preserve">1.2 Disciplines covered</w:t>
@@ -372,7 +396,6 @@
     <w:p>
       <w:pPr>
         <w:pStyle w:val="Heading1"/>
-        <w:spacing w:after="160" w:before="360"/>
       </w:pPr>
       <w:r>
         <w:t xml:space="preserve">2. What you need</w:t>
@@ -454,7 +477,6 @@
     <w:p>
       <w:pPr>
         <w:pStyle w:val="Heading1"/>
-        <w:spacing w:after="160" w:before="360"/>
       </w:pPr>
       <w:r>
         <w:t xml:space="preserve">3. The screens</w:t>
@@ -498,8 +520,8 @@
               <w:rPr>
                 <w:b/>
                 <w:bCs/>
-                <w:sz w:val="20"/>
-                <w:szCs w:val="20"/>
+                <w:sz w:val="19"/>
+                <w:szCs w:val="19"/>
               </w:rPr>
               <w:t xml:space="preserve">Tab</w:t>
             </w:r>
@@ -515,8 +537,8 @@
               <w:rPr>
                 <w:b/>
                 <w:bCs/>
-                <w:sz w:val="20"/>
-                <w:szCs w:val="20"/>
+                <w:sz w:val="19"/>
+                <w:szCs w:val="19"/>
               </w:rPr>
               <w:t xml:space="preserve">What it is for</w:t>
             </w:r>
@@ -533,8 +555,8 @@
               <w:rPr>
                 <w:b w:val="false"/>
                 <w:bCs w:val="false"/>
-                <w:sz w:val="20"/>
-                <w:szCs w:val="20"/>
+                <w:sz w:val="19"/>
+                <w:szCs w:val="19"/>
               </w:rPr>
               <w:t xml:space="preserve">Home</w:t>
             </w:r>
@@ -549,8 +571,8 @@
               <w:rPr>
                 <w:b w:val="false"/>
                 <w:bCs w:val="false"/>
-                <w:sz w:val="20"/>
-                <w:szCs w:val="20"/>
+                <w:sz w:val="19"/>
+                <w:szCs w:val="19"/>
               </w:rPr>
               <w:t xml:space="preserve">The active setup at a glance — profile set, firearm, load, sight, target, rules and distance — and the way into Range mode.</w:t>
             </w:r>
@@ -567,8 +589,8 @@
               <w:rPr>
                 <w:b w:val="false"/>
                 <w:bCs w:val="false"/>
-                <w:sz w:val="20"/>
-                <w:szCs w:val="20"/>
+                <w:sz w:val="19"/>
+                <w:szCs w:val="19"/>
               </w:rPr>
               <w:t xml:space="preserve">Ballistics</w:t>
             </w:r>
@@ -583,8 +605,8 @@
               <w:rPr>
                 <w:b w:val="false"/>
                 <w:bCs w:val="false"/>
-                <w:sz w:val="20"/>
-                <w:szCs w:val="20"/>
+                <w:sz w:val="19"/>
+                <w:szCs w:val="19"/>
               </w:rPr>
               <w:t xml:space="preserve">Recording or importing the video, the shot conditions, and the camera.</w:t>
             </w:r>
@@ -601,8 +623,8 @@
               <w:rPr>
                 <w:b w:val="false"/>
                 <w:bCs w:val="false"/>
-                <w:sz w:val="20"/>
-                <w:szCs w:val="20"/>
+                <w:sz w:val="19"/>
+                <w:szCs w:val="19"/>
               </w:rPr>
               <w:t xml:space="preserve">Scoring</w:t>
             </w:r>
@@ -617,8 +639,8 @@
               <w:rPr>
                 <w:b w:val="false"/>
                 <w:bCs w:val="false"/>
-                <w:sz w:val="20"/>
-                <w:szCs w:val="20"/>
+                <w:sz w:val="19"/>
+                <w:szCs w:val="19"/>
               </w:rPr>
               <w:t xml:space="preserve">Registering the target and scoring the holes.</w:t>
             </w:r>
@@ -635,8 +657,8 @@
               <w:rPr>
                 <w:b w:val="false"/>
                 <w:bCs w:val="false"/>
-                <w:sz w:val="20"/>
-                <w:szCs w:val="20"/>
+                <w:sz w:val="19"/>
+                <w:szCs w:val="19"/>
               </w:rPr>
               <w:t xml:space="preserve">Results</w:t>
             </w:r>
@@ -651,8 +673,8 @@
               <w:rPr>
                 <w:b w:val="false"/>
                 <w:bCs w:val="false"/>
-                <w:sz w:val="20"/>
-                <w:szCs w:val="20"/>
+                <w:sz w:val="19"/>
+                <w:szCs w:val="19"/>
               </w:rPr>
               <w:t xml:space="preserve">Both results, with a Scoring / Ballistics switch at the top.</w:t>
             </w:r>
@@ -669,8 +691,8 @@
               <w:rPr>
                 <w:b w:val="false"/>
                 <w:bCs w:val="false"/>
-                <w:sz w:val="20"/>
-                <w:szCs w:val="20"/>
+                <w:sz w:val="19"/>
+                <w:szCs w:val="19"/>
               </w:rPr>
               <w:t xml:space="preserve">Settings</w:t>
             </w:r>
@@ -685,8 +707,8 @@
               <w:rPr>
                 <w:b w:val="false"/>
                 <w:bCs w:val="false"/>
-                <w:sz w:val="20"/>
-                <w:szCs w:val="20"/>
+                <w:sz w:val="19"/>
+                <w:szCs w:val="19"/>
               </w:rPr>
               <w:t xml:space="preserve">Equipment, cameras, rangefinder, targets, rules, display and backup.</w:t>
             </w:r>
@@ -705,7 +727,6 @@
     <w:p>
       <w:pPr>
         <w:pStyle w:val="Heading1"/>
-        <w:spacing w:after="160" w:before="360"/>
       </w:pPr>
       <w:r>
         <w:t xml:space="preserve">4. Setting up your equipment</w:t>
@@ -722,7 +743,6 @@
     <w:p>
       <w:pPr>
         <w:pStyle w:val="Heading2"/>
-        <w:spacing w:after="100" w:before="240"/>
       </w:pPr>
       <w:r>
         <w:t xml:space="preserve">4.1 Profile sets — the quick way</w:t>
@@ -747,7 +767,6 @@
     <w:p>
       <w:pPr>
         <w:pStyle w:val="Heading2"/>
-        <w:spacing w:after="100" w:before="240"/>
       </w:pPr>
       <w:r>
         <w:t xml:space="preserve">4.2 The load</w:t>
@@ -772,7 +791,6 @@
     <w:p>
       <w:pPr>
         <w:pStyle w:val="Heading2"/>
-        <w:spacing w:after="100" w:before="240"/>
       </w:pPr>
       <w:r>
         <w:t xml:space="preserve">4.3 The firearm</w:t>
@@ -789,7 +807,6 @@
     <w:p>
       <w:pPr>
         <w:pStyle w:val="Heading2"/>
-        <w:spacing w:after="100" w:before="240"/>
       </w:pPr>
       <w:r>
         <w:t xml:space="preserve">4.4 The sight</w:t>
@@ -806,7 +823,6 @@
     <w:p>
       <w:pPr>
         <w:pStyle w:val="Heading1"/>
-        <w:spacing w:after="160" w:before="360"/>
       </w:pPr>
       <w:r>
         <w:t xml:space="preserve">5. Ballistics — measuring the wind and dialling on</w:t>
@@ -815,7 +831,6 @@
     <w:p>
       <w:pPr>
         <w:pStyle w:val="Heading2"/>
-        <w:spacing w:after="100" w:before="240"/>
       </w:pPr>
       <w:r>
         <w:t xml:space="preserve">5.1 Recording a shot</w:t>
@@ -859,8 +874,8 @@
               <w:rPr>
                 <w:b/>
                 <w:bCs/>
-                <w:sz w:val="20"/>
-                <w:szCs w:val="20"/>
+                <w:sz w:val="19"/>
+                <w:szCs w:val="19"/>
               </w:rPr>
               <w:t xml:space="preserve">Control</w:t>
             </w:r>
@@ -876,8 +891,8 @@
               <w:rPr>
                 <w:b/>
                 <w:bCs/>
-                <w:sz w:val="20"/>
-                <w:szCs w:val="20"/>
+                <w:sz w:val="19"/>
+                <w:szCs w:val="19"/>
               </w:rPr>
               <w:t xml:space="preserve">What it does</w:t>
             </w:r>
@@ -894,8 +909,8 @@
               <w:rPr>
                 <w:b w:val="false"/>
                 <w:bCs w:val="false"/>
-                <w:sz w:val="20"/>
-                <w:szCs w:val="20"/>
+                <w:sz w:val="19"/>
+                <w:szCs w:val="19"/>
               </w:rPr>
               <w:t xml:space="preserve">Target distance</w:t>
             </w:r>
@@ -910,8 +925,8 @@
               <w:rPr>
                 <w:b w:val="false"/>
                 <w:bCs w:val="false"/>
-                <w:sz w:val="20"/>
-                <w:szCs w:val="20"/>
+                <w:sz w:val="19"/>
+                <w:szCs w:val="19"/>
               </w:rPr>
               <w:t xml:space="preserve">The distance to your target. This drives the whole solution, so set it accurately — see section 10.</w:t>
             </w:r>
@@ -928,8 +943,8 @@
               <w:rPr>
                 <w:b w:val="false"/>
                 <w:bCs w:val="false"/>
-                <w:sz w:val="20"/>
-                <w:szCs w:val="20"/>
+                <w:sz w:val="19"/>
+                <w:szCs w:val="19"/>
               </w:rPr>
               <w:t xml:space="preserve">Camera zoom</w:t>
             </w:r>
@@ -944,8 +959,8 @@
               <w:rPr>
                 <w:b w:val="false"/>
                 <w:bCs w:val="false"/>
-                <w:sz w:val="20"/>
-                <w:szCs w:val="20"/>
+                <w:sz w:val="19"/>
+                <w:szCs w:val="19"/>
               </w:rPr>
               <w:t xml:space="preserve">Magnifies the live view. More magnification gives a better wind measurement, as long as the target stays in frame.</w:t>
             </w:r>
@@ -962,8 +977,8 @@
               <w:rPr>
                 <w:b w:val="false"/>
                 <w:bCs w:val="false"/>
-                <w:sz w:val="20"/>
-                <w:szCs w:val="20"/>
+                <w:sz w:val="19"/>
+                <w:szCs w:val="19"/>
               </w:rPr>
               <w:t xml:space="preserve">FOV and Zoom</w:t>
             </w:r>
@@ -978,8 +993,8 @@
               <w:rPr>
                 <w:b w:val="false"/>
                 <w:bCs w:val="false"/>
-                <w:sz w:val="20"/>
-                <w:szCs w:val="20"/>
+                <w:sz w:val="19"/>
+                <w:szCs w:val="19"/>
               </w:rPr>
               <w:t xml:space="preserve">The camera's field of view and the magnification of the clip. Filled automatically when you record in the app; set by hand only for imported video.</w:t>
             </w:r>
@@ -996,8 +1011,8 @@
               <w:rPr>
                 <w:b w:val="false"/>
                 <w:bCs w:val="false"/>
-                <w:sz w:val="20"/>
-                <w:szCs w:val="20"/>
+                <w:sz w:val="19"/>
+                <w:szCs w:val="19"/>
               </w:rPr>
               <w:t xml:space="preserve">Frame rate</w:t>
             </w:r>
@@ -1012,8 +1027,8 @@
               <w:rPr>
                 <w:b w:val="false"/>
                 <w:bCs w:val="false"/>
-                <w:sz w:val="20"/>
-                <w:szCs w:val="20"/>
+                <w:sz w:val="19"/>
+                <w:szCs w:val="19"/>
               </w:rPr>
               <w:t xml:space="preserve">Only the rates your phone genuinely supports are offered; higher rates give the analysis more to work with.</w:t>
             </w:r>
@@ -1030,8 +1045,8 @@
               <w:rPr>
                 <w:b w:val="false"/>
                 <w:bCs w:val="false"/>
-                <w:sz w:val="20"/>
-                <w:szCs w:val="20"/>
+                <w:sz w:val="19"/>
+                <w:szCs w:val="19"/>
               </w:rPr>
               <w:t xml:space="preserve">Shot break</w:t>
             </w:r>
@@ -1046,8 +1061,8 @@
               <w:rPr>
                 <w:b w:val="false"/>
                 <w:bCs w:val="false"/>
-                <w:sz w:val="20"/>
-                <w:szCs w:val="20"/>
+                <w:sz w:val="19"/>
+                <w:szCs w:val="19"/>
               </w:rPr>
               <w:t xml:space="preserve">A manual fallback for the shot instant. Normally leave it — BAS finds the moment from the sound of the shot.</w:t>
             </w:r>
@@ -1126,7 +1141,6 @@
     <w:p>
       <w:pPr>
         <w:pStyle w:val="Heading2"/>
-        <w:spacing w:after="100" w:before="240"/>
       </w:pPr>
       <w:r>
         <w:t xml:space="preserve">5.2 Reading the result</w:t>
@@ -1162,8 +1176,8 @@
               <w:rPr>
                 <w:b/>
                 <w:bCs/>
-                <w:sz w:val="20"/>
-                <w:szCs w:val="20"/>
+                <w:sz w:val="19"/>
+                <w:szCs w:val="19"/>
               </w:rPr>
               <w:t xml:space="preserve">Row</w:t>
             </w:r>
@@ -1179,8 +1193,8 @@
               <w:rPr>
                 <w:b/>
                 <w:bCs/>
-                <w:sz w:val="20"/>
-                <w:szCs w:val="20"/>
+                <w:sz w:val="19"/>
+                <w:szCs w:val="19"/>
               </w:rPr>
               <w:t xml:space="preserve">What it means</w:t>
             </w:r>
@@ -1197,8 +1211,8 @@
               <w:rPr>
                 <w:b w:val="false"/>
                 <w:bCs w:val="false"/>
-                <w:sz w:val="20"/>
-                <w:szCs w:val="20"/>
+                <w:sz w:val="19"/>
+                <w:szCs w:val="19"/>
               </w:rPr>
               <w:t xml:space="preserve">Wind</w:t>
             </w:r>
@@ -1213,8 +1227,8 @@
               <w:rPr>
                 <w:b w:val="false"/>
                 <w:bCs w:val="false"/>
-                <w:sz w:val="20"/>
-                <w:szCs w:val="20"/>
+                <w:sz w:val="19"/>
+                <w:szCs w:val="19"/>
               </w:rPr>
               <w:t xml:space="preserve">The crosswind for this shot, with its spread and a direction arrow. The ± figure is how much the wind varied during the measurement.</w:t>
             </w:r>
@@ -1231,8 +1245,8 @@
               <w:rPr>
                 <w:b w:val="false"/>
                 <w:bCs w:val="false"/>
-                <w:sz w:val="20"/>
-                <w:szCs w:val="20"/>
+                <w:sz w:val="19"/>
+                <w:szCs w:val="19"/>
               </w:rPr>
               <w:t xml:space="preserve">Session</w:t>
             </w:r>
@@ -1247,8 +1261,8 @@
               <w:rPr>
                 <w:b w:val="false"/>
                 <w:bCs w:val="false"/>
-                <w:sz w:val="20"/>
-                <w:szCs w:val="20"/>
+                <w:sz w:val="19"/>
+                <w:szCs w:val="19"/>
               </w:rPr>
               <w:t xml:space="preserve">From the second shot onward, the average crosswind over the last ten minutes. In steady conditions this is the number to dial.</w:t>
             </w:r>
@@ -1265,8 +1279,8 @@
               <w:rPr>
                 <w:b w:val="false"/>
                 <w:bCs w:val="false"/>
-                <w:sz w:val="20"/>
-                <w:szCs w:val="20"/>
+                <w:sz w:val="19"/>
+                <w:szCs w:val="19"/>
               </w:rPr>
               <w:t xml:space="preserve">Impact / Correction</w:t>
             </w:r>
@@ -1281,8 +1295,8 @@
               <w:rPr>
                 <w:b w:val="false"/>
                 <w:bCs w:val="false"/>
-                <w:sz w:val="20"/>
-                <w:szCs w:val="20"/>
+                <w:sz w:val="19"/>
+                <w:szCs w:val="19"/>
               </w:rPr>
               <w:t xml:space="preserve">Where the shot would land uncorrected, and the clicks to dial — with the same correction in MRAD and MOA beside it.</w:t>
             </w:r>
@@ -1299,8 +1313,8 @@
               <w:rPr>
                 <w:b w:val="false"/>
                 <w:bCs w:val="false"/>
-                <w:sz w:val="20"/>
-                <w:szCs w:val="20"/>
+                <w:sz w:val="19"/>
+                <w:szCs w:val="19"/>
               </w:rPr>
               <w:t xml:space="preserve">Confidence</w:t>
             </w:r>
@@ -1315,8 +1329,8 @@
               <w:rPr>
                 <w:b w:val="false"/>
                 <w:bCs w:val="false"/>
-                <w:sz w:val="20"/>
-                <w:szCs w:val="20"/>
+                <w:sz w:val="19"/>
+                <w:szCs w:val="19"/>
               </w:rPr>
               <w:t xml:space="preserve">How much trust to place in this measurement. Faint trails at short range give low confidence; that is normal. Treat a low-confidence single shot as a hint and lean on the session average.</w:t>
             </w:r>
@@ -1327,7 +1341,6 @@
     <w:p>
       <w:pPr>
         <w:pStyle w:val="Heading2"/>
-        <w:spacing w:after="100" w:before="240"/>
       </w:pPr>
       <w:r>
         <w:t xml:space="preserve">5.3 The chart</w:t>
@@ -1344,7 +1357,6 @@
     <w:p>
       <w:pPr>
         <w:pStyle w:val="Heading2"/>
-        <w:spacing w:after="100" w:before="240"/>
       </w:pPr>
       <w:r>
         <w:t xml:space="preserve">5.4 Calibrating for your rifle</w:t>
@@ -1387,7 +1399,6 @@
     <w:p>
       <w:pPr>
         <w:pStyle w:val="Heading2"/>
-        <w:spacing w:after="100" w:before="240"/>
       </w:pPr>
       <w:r>
         <w:t xml:space="preserve">5.5 Air rifles</w:t>
@@ -1404,7 +1415,6 @@
     <w:p>
       <w:pPr>
         <w:pStyle w:val="Heading1"/>
-        <w:spacing w:after="160" w:before="360"/>
       </w:pPr>
       <w:r>
         <w:t xml:space="preserve">6. Scoring a target</w:t>
@@ -1447,7 +1457,6 @@
     <w:p>
       <w:pPr>
         <w:pStyle w:val="Heading2"/>
-        <w:spacing w:after="100" w:before="240"/>
       </w:pPr>
       <w:r>
         <w:t xml:space="preserve">6.1 From a photograph</w:t>
@@ -1480,7 +1489,6 @@
     <w:p>
       <w:pPr>
         <w:pStyle w:val="Heading2"/>
-        <w:spacing w:after="100" w:before="240"/>
       </w:pPr>
       <w:r>
         <w:t xml:space="preserve">6.2 Live from the camera</w:t>
@@ -1505,7 +1513,6 @@
     <w:p>
       <w:pPr>
         <w:pStyle w:val="Heading2"/>
-        <w:spacing w:after="100" w:before="240"/>
       </w:pPr>
       <w:r>
         <w:t xml:space="preserve">6.3 Reading the Results screen</w:t>
@@ -1538,7 +1545,6 @@
     <w:p>
       <w:pPr>
         <w:pStyle w:val="Heading1"/>
-        <w:spacing w:after="160" w:before="360"/>
       </w:pPr>
       <w:r>
         <w:t xml:space="preserve">7. Target faces and rule sets</w:t>
@@ -1563,7 +1569,6 @@
     <w:p>
       <w:pPr>
         <w:pStyle w:val="Heading1"/>
-        <w:spacing w:after="160" w:before="360"/>
       </w:pPr>
       <w:r>
         <w:t xml:space="preserve">8. Cameras and video sources</w:t>
@@ -1607,8 +1612,8 @@
               <w:rPr>
                 <w:b/>
                 <w:bCs/>
-                <w:sz w:val="20"/>
-                <w:szCs w:val="20"/>
+                <w:sz w:val="19"/>
+                <w:szCs w:val="19"/>
               </w:rPr>
               <w:t xml:space="preserve">Camera</w:t>
             </w:r>
@@ -1624,8 +1629,8 @@
               <w:rPr>
                 <w:b/>
                 <w:bCs/>
-                <w:sz w:val="20"/>
-                <w:szCs w:val="20"/>
+                <w:sz w:val="19"/>
+                <w:szCs w:val="19"/>
               </w:rPr>
               <w:t xml:space="preserve">What BAS can do with it</w:t>
             </w:r>
@@ -1642,8 +1647,8 @@
               <w:rPr>
                 <w:b w:val="false"/>
                 <w:bCs w:val="false"/>
-                <w:sz w:val="20"/>
-                <w:szCs w:val="20"/>
+                <w:sz w:val="19"/>
+                <w:szCs w:val="19"/>
               </w:rPr>
               <w:t xml:space="preserve">Phone camera</w:t>
             </w:r>
@@ -1658,8 +1663,8 @@
               <w:rPr>
                 <w:b w:val="false"/>
                 <w:bCs w:val="false"/>
-                <w:sz w:val="20"/>
-                <w:szCs w:val="20"/>
+                <w:sz w:val="19"/>
+                <w:szCs w:val="19"/>
               </w:rPr>
               <w:t xml:space="preserve">Live preview, recording, single frames. Nothing to configure.</w:t>
             </w:r>
@@ -1676,8 +1681,8 @@
               <w:rPr>
                 <w:b w:val="false"/>
                 <w:bCs w:val="false"/>
-                <w:sz w:val="20"/>
-                <w:szCs w:val="20"/>
+                <w:sz w:val="19"/>
+                <w:szCs w:val="19"/>
               </w:rPr>
               <w:t xml:space="preserve">GoPro (HERO9 and later)</w:t>
             </w:r>
@@ -1692,8 +1697,8 @@
               <w:rPr>
                 <w:b w:val="false"/>
                 <w:bCs w:val="false"/>
-                <w:sz w:val="20"/>
-                <w:szCs w:val="20"/>
+                <w:sz w:val="19"/>
+                <w:szCs w:val="19"/>
               </w:rPr>
               <w:t xml:space="preserve">Start and stop recording, digital zoom, load a preset, camera state, keep awake, download the newest clip, and a live preview. Uses the published Open GoPro interface.</w:t>
             </w:r>
@@ -1710,8 +1715,8 @@
               <w:rPr>
                 <w:b w:val="false"/>
                 <w:bCs w:val="false"/>
-                <w:sz w:val="20"/>
-                <w:szCs w:val="20"/>
+                <w:sz w:val="19"/>
+                <w:szCs w:val="19"/>
               </w:rPr>
               <w:t xml:space="preserve">TACTACAM / ShotKam</w:t>
             </w:r>
@@ -1726,8 +1731,8 @@
               <w:rPr>
                 <w:b w:val="false"/>
                 <w:bCs w:val="false"/>
-                <w:sz w:val="20"/>
-                <w:szCs w:val="20"/>
+                <w:sz w:val="19"/>
+                <w:szCs w:val="19"/>
               </w:rPr>
               <w:t xml:space="preserve">Download the newest file over the camera's own Wi-Fi, and a discovery scan that reports what the camera exposes.</w:t>
             </w:r>
@@ -1744,8 +1749,8 @@
               <w:rPr>
                 <w:b w:val="false"/>
                 <w:bCs w:val="false"/>
-                <w:sz w:val="20"/>
-                <w:szCs w:val="20"/>
+                <w:sz w:val="19"/>
+                <w:szCs w:val="19"/>
               </w:rPr>
               <w:t xml:space="preserve">RTSP / MJPEG stream</w:t>
             </w:r>
@@ -1760,8 +1765,8 @@
               <w:rPr>
                 <w:b w:val="false"/>
                 <w:bCs w:val="false"/>
-                <w:sz w:val="20"/>
-                <w:szCs w:val="20"/>
+                <w:sz w:val="19"/>
+                <w:szCs w:val="19"/>
               </w:rPr>
               <w:t xml:space="preserve">A digital scope or IP camera by stream address.</w:t>
             </w:r>
@@ -1772,7 +1777,6 @@
     <w:p>
       <w:pPr>
         <w:pStyle w:val="Heading2"/>
-        <w:spacing w:after="100" w:before="240"/>
       </w:pPr>
       <w:r>
         <w:t xml:space="preserve">8.1 Working over a camera's Wi-Fi</w:t>
@@ -1789,7 +1793,6 @@
     <w:p>
       <w:pPr>
         <w:pStyle w:val="Heading2"/>
-        <w:spacing w:after="100" w:before="240"/>
       </w:pPr>
       <w:r>
         <w:t xml:space="preserve">8.2 Auto-collect</w:t>
@@ -1806,7 +1809,6 @@
     <w:p>
       <w:pPr>
         <w:pStyle w:val="Heading2"/>
-        <w:spacing w:after="100" w:before="240"/>
       </w:pPr>
       <w:r>
         <w:t xml:space="preserve">8.3 Camera settings</w:t>
@@ -1831,7 +1833,6 @@
     <w:p>
       <w:pPr>
         <w:pStyle w:val="Heading1"/>
-        <w:spacing w:after="160" w:before="360"/>
       </w:pPr>
       <w:r>
         <w:t xml:space="preserve">9. Weather and the Kestrel</w:t>
@@ -1882,7 +1883,6 @@
     <w:p>
       <w:pPr>
         <w:pStyle w:val="Heading1"/>
-        <w:spacing w:after="160" w:before="360"/>
       </w:pPr>
       <w:r>
         <w:t xml:space="preserve">10. Distance and rangefinders</w:t>
@@ -1926,8 +1926,8 @@
               <w:rPr>
                 <w:b/>
                 <w:bCs/>
-                <w:sz w:val="20"/>
-                <w:szCs w:val="20"/>
+                <w:sz w:val="19"/>
+                <w:szCs w:val="19"/>
               </w:rPr>
               <w:t xml:space="preserve">Route</w:t>
             </w:r>
@@ -1943,8 +1943,8 @@
               <w:rPr>
                 <w:b/>
                 <w:bCs/>
-                <w:sz w:val="20"/>
-                <w:szCs w:val="20"/>
+                <w:sz w:val="19"/>
+                <w:szCs w:val="19"/>
               </w:rPr>
               <w:t xml:space="preserve">How it works</w:t>
             </w:r>
@@ -1961,8 +1961,8 @@
               <w:rPr>
                 <w:b w:val="false"/>
                 <w:bCs w:val="false"/>
-                <w:sz w:val="20"/>
-                <w:szCs w:val="20"/>
+                <w:sz w:val="19"/>
+                <w:szCs w:val="19"/>
               </w:rPr>
               <w:t xml:space="preserve">Through a Kestrel 5700 Elite</w:t>
             </w:r>
@@ -1977,8 +1977,8 @@
               <w:rPr>
                 <w:b w:val="false"/>
                 <w:bCs w:val="false"/>
-                <w:sz w:val="20"/>
-                <w:szCs w:val="20"/>
+                <w:sz w:val="19"/>
+                <w:szCs w:val="19"/>
               </w:rPr>
               <w:t xml:space="preserve">Leica, Vortex and SIG BDX-X units push their range into the Kestrel, and BAS reads it from there — one link covers three brands.</w:t>
             </w:r>
@@ -1995,8 +1995,8 @@
               <w:rPr>
                 <w:b w:val="false"/>
                 <w:bCs w:val="false"/>
-                <w:sz w:val="20"/>
-                <w:szCs w:val="20"/>
+                <w:sz w:val="19"/>
+                <w:szCs w:val="19"/>
               </w:rPr>
               <w:t xml:space="preserve">Direct to the rangefinder</w:t>
             </w:r>
@@ -2011,8 +2011,8 @@
               <w:rPr>
                 <w:b w:val="false"/>
                 <w:bCs w:val="false"/>
-                <w:sz w:val="20"/>
-                <w:szCs w:val="20"/>
+                <w:sz w:val="19"/>
+                <w:szCs w:val="19"/>
               </w:rPr>
               <w:t xml:space="preserve">SIG KILO, Leica Geovid Pro and CRF .COM, Vortex Fury HD and Razor HD, Vectronix Terrapin-X, Tangoinnos FIRE4000, or a generic Bluetooth unit.</w:t>
             </w:r>
@@ -2029,8 +2029,8 @@
               <w:rPr>
                 <w:b w:val="false"/>
                 <w:bCs w:val="false"/>
-                <w:sz w:val="20"/>
-                <w:szCs w:val="20"/>
+                <w:sz w:val="19"/>
+                <w:szCs w:val="19"/>
               </w:rPr>
               <w:t xml:space="preserve">By hand</w:t>
             </w:r>
@@ -2045,8 +2045,8 @@
               <w:rPr>
                 <w:b w:val="false"/>
                 <w:bCs w:val="false"/>
-                <w:sz w:val="20"/>
-                <w:szCs w:val="20"/>
+                <w:sz w:val="19"/>
+                <w:szCs w:val="19"/>
               </w:rPr>
               <w:t xml:space="preserve">Type it, or take the rig's zero (calibration) distance — the range the scope, and usually the rangefinder, was set up at. Always available.</w:t>
             </w:r>
@@ -2057,7 +2057,6 @@
     <w:p>
       <w:pPr>
         <w:pStyle w:val="Heading2"/>
-        <w:spacing w:after="100" w:before="240"/>
       </w:pPr>
       <w:r>
         <w:t xml:space="preserve">10.1 Teaching BAS the range signal</w:t>
@@ -2082,7 +2081,6 @@
     <w:p>
       <w:pPr>
         <w:pStyle w:val="Heading1"/>
-        <w:spacing w:after="160" w:before="360"/>
       </w:pPr>
       <w:r>
         <w:t xml:space="preserve">11. Range mode and hands-free use</w:t>
@@ -2126,8 +2124,8 @@
               <w:rPr>
                 <w:b/>
                 <w:bCs/>
-                <w:sz w:val="20"/>
-                <w:szCs w:val="20"/>
+                <w:sz w:val="19"/>
+                <w:szCs w:val="19"/>
               </w:rPr>
               <w:t xml:space="preserve">Feature</w:t>
             </w:r>
@@ -2143,8 +2141,8 @@
               <w:rPr>
                 <w:b/>
                 <w:bCs/>
-                <w:sz w:val="20"/>
-                <w:szCs w:val="20"/>
+                <w:sz w:val="19"/>
+                <w:szCs w:val="19"/>
               </w:rPr>
               <w:t xml:space="preserve">What it does</w:t>
             </w:r>
@@ -2161,8 +2159,8 @@
               <w:rPr>
                 <w:b w:val="false"/>
                 <w:bCs w:val="false"/>
-                <w:sz w:val="20"/>
-                <w:szCs w:val="20"/>
+                <w:sz w:val="19"/>
+                <w:szCs w:val="19"/>
               </w:rPr>
               <w:t xml:space="preserve">Range mode</w:t>
             </w:r>
@@ -2177,8 +2175,8 @@
               <w:rPr>
                 <w:b w:val="false"/>
                 <w:bCs w:val="false"/>
-                <w:sz w:val="20"/>
-                <w:szCs w:val="20"/>
+                <w:sz w:val="19"/>
+                <w:szCs w:val="19"/>
               </w:rPr>
               <w:t xml:space="preserve">A full-screen glance, opened from Home: the wind correction in the largest type, the group correction and the score below, each with the angle in MRAD and MOA. Readable at arm's length.</w:t>
             </w:r>
@@ -2195,8 +2193,8 @@
               <w:rPr>
                 <w:b w:val="false"/>
                 <w:bCs w:val="false"/>
-                <w:sz w:val="20"/>
-                <w:szCs w:val="20"/>
+                <w:sz w:val="19"/>
+                <w:szCs w:val="19"/>
               </w:rPr>
               <w:t xml:space="preserve">Speak corrections</w:t>
             </w:r>
@@ -2211,8 +2209,8 @@
               <w:rPr>
                 <w:b w:val="false"/>
                 <w:bCs w:val="false"/>
-                <w:sz w:val="20"/>
-                <w:szCs w:val="20"/>
+                <w:sz w:val="19"/>
+                <w:szCs w:val="19"/>
               </w:rPr>
               <w:t xml:space="preserve">Announces the shot and the correction — “Come up 3, left 1.” Off until you enable it.</w:t>
             </w:r>
@@ -2229,8 +2227,8 @@
               <w:rPr>
                 <w:b w:val="false"/>
                 <w:bCs w:val="false"/>
-                <w:sz w:val="20"/>
-                <w:szCs w:val="20"/>
+                <w:sz w:val="19"/>
+                <w:szCs w:val="19"/>
               </w:rPr>
               <w:t xml:space="preserve">Keep screen on</w:t>
             </w:r>
@@ -2245,8 +2243,8 @@
               <w:rPr>
                 <w:b w:val="false"/>
                 <w:bCs w:val="false"/>
-                <w:sz w:val="20"/>
-                <w:szCs w:val="20"/>
+                <w:sz w:val="19"/>
+                <w:szCs w:val="19"/>
               </w:rPr>
               <w:t xml:space="preserve">Stops the phone sleeping mid-string. On by default.</w:t>
             </w:r>
@@ -2263,8 +2261,8 @@
               <w:rPr>
                 <w:b w:val="false"/>
                 <w:bCs w:val="false"/>
-                <w:sz w:val="20"/>
-                <w:szCs w:val="20"/>
+                <w:sz w:val="19"/>
+                <w:szCs w:val="19"/>
               </w:rPr>
               <w:t xml:space="preserve">Remote trigger</w:t>
             </w:r>
@@ -2279,8 +2277,8 @@
               <w:rPr>
                 <w:b w:val="false"/>
                 <w:bCs w:val="false"/>
-                <w:sz w:val="20"/>
-                <w:szCs w:val="20"/>
+                <w:sz w:val="19"/>
+                <w:szCs w:val="19"/>
               </w:rPr>
               <w:t xml:space="preserve">The volume buttons or a Bluetooth shutter fire the screen's main action — analyse on Ballistics, score now on Scoring.</w:t>
             </w:r>
@@ -2297,8 +2295,8 @@
               <w:rPr>
                 <w:b w:val="false"/>
                 <w:bCs w:val="false"/>
-                <w:sz w:val="20"/>
-                <w:szCs w:val="20"/>
+                <w:sz w:val="19"/>
+                <w:szCs w:val="19"/>
               </w:rPr>
               <w:t xml:space="preserve">Auto-collect</w:t>
             </w:r>
@@ -2313,8 +2311,8 @@
               <w:rPr>
                 <w:b w:val="false"/>
                 <w:bCs w:val="false"/>
-                <w:sz w:val="20"/>
-                <w:szCs w:val="20"/>
+                <w:sz w:val="19"/>
+                <w:szCs w:val="19"/>
               </w:rPr>
               <w:t xml:space="preserve">Fetches and analyses a new clip as soon as recording stops (section 8.2).</w:t>
             </w:r>
@@ -2331,8 +2329,8 @@
               <w:rPr>
                 <w:b w:val="false"/>
                 <w:bCs w:val="false"/>
-                <w:sz w:val="20"/>
-                <w:szCs w:val="20"/>
+                <w:sz w:val="19"/>
+                <w:szCs w:val="19"/>
               </w:rPr>
               <w:t xml:space="preserve">Skip confirmations</w:t>
             </w:r>
@@ -2347,8 +2345,8 @@
               <w:rPr>
                 <w:b w:val="false"/>
                 <w:bCs w:val="false"/>
-                <w:sz w:val="20"/>
-                <w:szCs w:val="20"/>
+                <w:sz w:val="19"/>
+                <w:szCs w:val="19"/>
               </w:rPr>
               <w:t xml:space="preserve">Turns the clear-shots and remove-marks prompts into immediate actions.</w:t>
             </w:r>
@@ -2367,7 +2365,6 @@
     <w:p>
       <w:pPr>
         <w:pStyle w:val="Heading1"/>
-        <w:spacing w:after="160" w:before="360"/>
       </w:pPr>
       <w:r>
         <w:t xml:space="preserve">12. Scoring with an AI service</w:t>
@@ -2400,7 +2397,6 @@
     <w:p>
       <w:pPr>
         <w:pStyle w:val="Heading1"/>
-        <w:spacing w:after="160" w:before="360"/>
       </w:pPr>
       <w:r>
         <w:t xml:space="preserve">13. Display, backup and other settings</w:t>
@@ -2436,8 +2432,8 @@
               <w:rPr>
                 <w:b/>
                 <w:bCs/>
-                <w:sz w:val="20"/>
-                <w:szCs w:val="20"/>
+                <w:sz w:val="19"/>
+                <w:szCs w:val="19"/>
               </w:rPr>
               <w:t xml:space="preserve">Setting</w:t>
             </w:r>
@@ -2453,8 +2449,8 @@
               <w:rPr>
                 <w:b/>
                 <w:bCs/>
-                <w:sz w:val="20"/>
-                <w:szCs w:val="20"/>
+                <w:sz w:val="19"/>
+                <w:szCs w:val="19"/>
               </w:rPr>
               <w:t xml:space="preserve">Options and notes</w:t>
             </w:r>
@@ -2471,8 +2467,8 @@
               <w:rPr>
                 <w:b w:val="false"/>
                 <w:bCs w:val="false"/>
-                <w:sz w:val="20"/>
-                <w:szCs w:val="20"/>
+                <w:sz w:val="19"/>
+                <w:szCs w:val="19"/>
               </w:rPr>
               <w:t xml:space="preserve">Units</w:t>
             </w:r>
@@ -2487,8 +2483,8 @@
               <w:rPr>
                 <w:b w:val="false"/>
                 <w:bCs w:val="false"/>
-                <w:sz w:val="20"/>
-                <w:szCs w:val="20"/>
+                <w:sz w:val="19"/>
+                <w:szCs w:val="19"/>
               </w:rPr>
               <w:t xml:space="preserve">Metric (m, mm, cm) or Imperial (yd, in). Metric is the default.</w:t>
             </w:r>
@@ -2505,8 +2501,8 @@
               <w:rPr>
                 <w:b w:val="false"/>
                 <w:bCs w:val="false"/>
-                <w:sz w:val="20"/>
-                <w:szCs w:val="20"/>
+                <w:sz w:val="19"/>
+                <w:szCs w:val="19"/>
               </w:rPr>
               <w:t xml:space="preserve">Theme</w:t>
             </w:r>
@@ -2521,8 +2517,8 @@
               <w:rPr>
                 <w:b w:val="false"/>
                 <w:bCs w:val="false"/>
-                <w:sz w:val="20"/>
-                <w:szCs w:val="20"/>
+                <w:sz w:val="19"/>
+                <w:szCs w:val="19"/>
               </w:rPr>
               <w:t xml:space="preserve">Dark, Day, Night — Green, Night — Red. Dark is the default and saves power on OLED screens.</w:t>
             </w:r>
@@ -2539,8 +2535,8 @@
               <w:rPr>
                 <w:b w:val="false"/>
                 <w:bCs w:val="false"/>
-                <w:sz w:val="20"/>
-                <w:szCs w:val="20"/>
+                <w:sz w:val="19"/>
+                <w:szCs w:val="19"/>
               </w:rPr>
               <w:t xml:space="preserve">Viewfinder reticle</w:t>
             </w:r>
@@ -2555,8 +2551,8 @@
               <w:rPr>
                 <w:b w:val="false"/>
                 <w:bCs w:val="false"/>
-                <w:sz w:val="20"/>
-                <w:szCs w:val="20"/>
+                <w:sz w:val="19"/>
+                <w:szCs w:val="19"/>
               </w:rPr>
               <w:t xml:space="preserve">None, crosshair, duplex, mil-dot, MOA grid, German #4, circle and dot, MOA and MRAD wind trees, or your own image.</w:t>
             </w:r>
@@ -2573,8 +2569,8 @@
               <w:rPr>
                 <w:b w:val="false"/>
                 <w:bCs w:val="false"/>
-                <w:sz w:val="20"/>
-                <w:szCs w:val="20"/>
+                <w:sz w:val="19"/>
+                <w:szCs w:val="19"/>
               </w:rPr>
               <w:t xml:space="preserve">Full screen</w:t>
             </w:r>
@@ -2589,8 +2585,8 @@
               <w:rPr>
                 <w:b w:val="false"/>
                 <w:bCs w:val="false"/>
-                <w:sz w:val="20"/>
-                <w:szCs w:val="20"/>
+                <w:sz w:val="19"/>
+                <w:szCs w:val="19"/>
               </w:rPr>
               <w:t xml:space="preserve">Hides the system bars while shooting.</w:t>
             </w:r>
@@ -2607,8 +2603,8 @@
               <w:rPr>
                 <w:b w:val="false"/>
                 <w:bCs w:val="false"/>
-                <w:sz w:val="20"/>
-                <w:szCs w:val="20"/>
+                <w:sz w:val="19"/>
+                <w:szCs w:val="19"/>
               </w:rPr>
               <w:t xml:space="preserve">Diagnostic log</w:t>
             </w:r>
@@ -2623,8 +2619,8 @@
               <w:rPr>
                 <w:b w:val="false"/>
                 <w:bCs w:val="false"/>
-                <w:sz w:val="20"/>
-                <w:szCs w:val="20"/>
+                <w:sz w:val="19"/>
+                <w:szCs w:val="19"/>
               </w:rPr>
               <w:t xml:space="preserve">Records every analysis, camera setting, stream handshake and Bluetooth exchange.</w:t>
             </w:r>
@@ -2641,8 +2637,8 @@
               <w:rPr>
                 <w:b w:val="false"/>
                 <w:bCs w:val="false"/>
-                <w:sz w:val="20"/>
-                <w:szCs w:val="20"/>
+                <w:sz w:val="19"/>
+                <w:szCs w:val="19"/>
               </w:rPr>
               <w:t xml:space="preserve">Backup and reset</w:t>
             </w:r>
@@ -2657,8 +2653,8 @@
               <w:rPr>
                 <w:b w:val="false"/>
                 <w:bCs w:val="false"/>
-                <w:sz w:val="20"/>
-                <w:szCs w:val="20"/>
+                <w:sz w:val="19"/>
+                <w:szCs w:val="19"/>
               </w:rPr>
               <w:t xml:space="preserve">Export everything to a file, restore it, or reset the active profiles.</w:t>
             </w:r>
@@ -2677,7 +2673,6 @@
     <w:p>
       <w:pPr>
         <w:pStyle w:val="Heading1"/>
-        <w:spacing w:after="160" w:before="360"/>
       </w:pPr>
       <w:r>
         <w:t xml:space="preserve">14. Getting good results</w:t>
@@ -2790,7 +2785,6 @@
     <w:p>
       <w:pPr>
         <w:pStyle w:val="Heading1"/>
-        <w:spacing w:after="160" w:before="360"/>
       </w:pPr>
       <w:r>
         <w:t xml:space="preserve">15. Accuracy: what to expect, and what to check</w:t>
@@ -2807,7 +2801,6 @@
     <w:p>
       <w:pPr>
         <w:pStyle w:val="Heading2"/>
-        <w:spacing w:after="100" w:before="240"/>
       </w:pPr>
       <w:r>
         <w:t xml:space="preserve">15.1 How the scoring is checked</w:t>
@@ -2824,7 +2817,6 @@
     <w:p>
       <w:pPr>
         <w:pStyle w:val="Heading2"/>
-        <w:spacing w:after="100" w:before="240"/>
       </w:pPr>
       <w:r>
         <w:t xml:space="preserve">15.2 What is still imperfect</w:t>
@@ -2898,7 +2890,6 @@
     <w:p>
       <w:pPr>
         <w:pStyle w:val="Heading1"/>
-        <w:spacing w:after="160" w:before="360"/>
       </w:pPr>
       <w:r>
         <w:t xml:space="preserve">16. If something looks wrong</w:t>
@@ -2934,8 +2925,8 @@
               <w:rPr>
                 <w:b/>
                 <w:bCs/>
-                <w:sz w:val="20"/>
-                <w:szCs w:val="20"/>
+                <w:sz w:val="19"/>
+                <w:szCs w:val="19"/>
               </w:rPr>
               <w:t xml:space="preserve">Symptom</w:t>
             </w:r>
@@ -2951,8 +2942,8 @@
               <w:rPr>
                 <w:b/>
                 <w:bCs/>
-                <w:sz w:val="20"/>
-                <w:szCs w:val="20"/>
+                <w:sz w:val="19"/>
+                <w:szCs w:val="19"/>
               </w:rPr>
               <w:t xml:space="preserve">What to do</w:t>
             </w:r>
@@ -2969,8 +2960,8 @@
               <w:rPr>
                 <w:b w:val="false"/>
                 <w:bCs w:val="false"/>
-                <w:sz w:val="20"/>
-                <w:szCs w:val="20"/>
+                <w:sz w:val="19"/>
+                <w:szCs w:val="19"/>
               </w:rPr>
               <w:t xml:space="preserve">The preview is black</w:t>
             </w:r>
@@ -2985,8 +2976,8 @@
               <w:rPr>
                 <w:b w:val="false"/>
                 <w:bCs w:val="false"/>
-                <w:sz w:val="20"/>
-                <w:szCs w:val="20"/>
+                <w:sz w:val="19"/>
+                <w:szCs w:val="19"/>
               </w:rPr>
               <w:t xml:space="preserve">Leave the tab and return — the camera rebinds on every visit. Check the camera permission.</w:t>
             </w:r>
@@ -3003,8 +2994,8 @@
               <w:rPr>
                 <w:b w:val="false"/>
                 <w:bCs w:val="false"/>
-                <w:sz w:val="20"/>
-                <w:szCs w:val="20"/>
+                <w:sz w:val="19"/>
+                <w:szCs w:val="19"/>
               </w:rPr>
               <w:t xml:space="preserve">No wind chart after an analysis</w:t>
             </w:r>
@@ -3019,8 +3010,8 @@
               <w:rPr>
                 <w:b w:val="false"/>
                 <w:bCs w:val="false"/>
-                <w:sz w:val="20"/>
-                <w:szCs w:val="20"/>
+                <w:sz w:val="19"/>
+                <w:szCs w:val="19"/>
               </w:rPr>
               <w:t xml:space="preserve">The solution was not valid for the rig: an air-rifle profile cannot reach a rifle target. Choose the profile set you are actually shooting.</w:t>
             </w:r>
@@ -3037,8 +3028,8 @@
               <w:rPr>
                 <w:b w:val="false"/>
                 <w:bCs w:val="false"/>
-                <w:sz w:val="20"/>
-                <w:szCs w:val="20"/>
+                <w:sz w:val="19"/>
+                <w:szCs w:val="19"/>
               </w:rPr>
               <w:t xml:space="preserve">Nothing is detected on the card</w:t>
             </w:r>
@@ -3053,8 +3044,8 @@
               <w:rPr>
                 <w:b w:val="false"/>
                 <w:bCs w:val="false"/>
-                <w:sz w:val="20"/>
-                <w:szCs w:val="20"/>
+                <w:sz w:val="19"/>
+                <w:szCs w:val="19"/>
               </w:rPr>
               <w:t xml:space="preserve">Usually the wrong target face. Line the ring guide up with the printing — if the rings cannot be made to match, the face is wrong.</w:t>
             </w:r>
@@ -3071,8 +3062,8 @@
               <w:rPr>
                 <w:b w:val="false"/>
                 <w:bCs w:val="false"/>
-                <w:sz w:val="20"/>
-                <w:szCs w:val="20"/>
+                <w:sz w:val="19"/>
+                <w:szCs w:val="19"/>
               </w:rPr>
               <w:t xml:space="preserve">A camera's Wi-Fi will not connect</w:t>
             </w:r>
@@ -3087,8 +3078,8 @@
               <w:rPr>
                 <w:b w:val="false"/>
                 <w:bCs w:val="false"/>
-                <w:sz w:val="20"/>
-                <w:szCs w:val="20"/>
+                <w:sz w:val="19"/>
+                <w:szCs w:val="19"/>
               </w:rPr>
               <w:t xml:space="preserve">Join the camera's network in the phone's Wi-Fi settings first, then try again. Turn on Auto-reconnect to wait longer.</w:t>
             </w:r>
@@ -3105,8 +3096,8 @@
               <w:rPr>
                 <w:b w:val="false"/>
                 <w:bCs w:val="false"/>
-                <w:sz w:val="20"/>
-                <w:szCs w:val="20"/>
+                <w:sz w:val="19"/>
+                <w:szCs w:val="19"/>
               </w:rPr>
               <w:t xml:space="preserve">The rangefinder gives a silly number</w:t>
             </w:r>
@@ -3121,8 +3112,8 @@
               <w:rPr>
                 <w:b w:val="false"/>
                 <w:bCs w:val="false"/>
-                <w:sz w:val="20"/>
-                <w:szCs w:val="20"/>
+                <w:sz w:val="19"/>
+                <w:szCs w:val="19"/>
               </w:rPr>
               <w:t xml:space="preserve">Use Forget the learned range signal, then confirm the correct reading next time.</w:t>
             </w:r>
@@ -3139,8 +3130,8 @@
               <w:rPr>
                 <w:b w:val="false"/>
                 <w:bCs w:val="false"/>
-                <w:sz w:val="20"/>
-                <w:szCs w:val="20"/>
+                <w:sz w:val="19"/>
+                <w:szCs w:val="19"/>
               </w:rPr>
               <w:t xml:space="preserve">The app closed unexpectedly</w:t>
             </w:r>
@@ -3155,8 +3146,8 @@
               <w:rPr>
                 <w:b w:val="false"/>
                 <w:bCs w:val="false"/>
-                <w:sz w:val="20"/>
-                <w:szCs w:val="20"/>
+                <w:sz w:val="19"/>
+                <w:szCs w:val="19"/>
               </w:rPr>
               <w:t xml:space="preserve">The next launch shows the recorded error with a Share button.</w:t>
             </w:r>
@@ -3173,8 +3164,8 @@
               <w:rPr>
                 <w:b w:val="false"/>
                 <w:bCs w:val="false"/>
-                <w:sz w:val="20"/>
-                <w:szCs w:val="20"/>
+                <w:sz w:val="19"/>
+                <w:szCs w:val="19"/>
               </w:rPr>
               <w:t xml:space="preserve">Anything else</w:t>
             </w:r>
@@ -3189,8 +3180,8 @@
               <w:rPr>
                 <w:b w:val="false"/>
                 <w:bCs w:val="false"/>
-                <w:sz w:val="20"/>
-                <w:szCs w:val="20"/>
+                <w:sz w:val="19"/>
+                <w:szCs w:val="19"/>
               </w:rPr>
               <w:t xml:space="preserve">Open the diagnostic log. Every step is recorded there, and it has Save and Share buttons.</w:t>
             </w:r>
@@ -3209,7 +3200,6 @@
     <w:p>
       <w:pPr>
         <w:pStyle w:val="Heading1"/>
-        <w:spacing w:after="160" w:before="360"/>
       </w:pPr>
       <w:r>
         <w:t xml:space="preserve">17. A note on trust</w:t>
@@ -3245,6 +3235,8 @@
       </w:r>
     </w:p>
     <w:sectPr>
+      <w:headerReference w:type="default" r:id="rId7"/>
+      <w:footerReference w:type="default" r:id="rId8"/>
       <w:pgSz w:w="11906" w:h="16838" w:orient="portrait"/>
       <w:pgMar w:top="1080" w:right="1080" w:bottom="1080" w:left="1080" w:header="708" w:footer="708" w:gutter="0"/>
       <w:pgNumType/>
@@ -3295,6 +3287,26 @@
 </w:endnotes>
 </file>
 
+<file path=word/footer1.xml><?xml version="1.0" encoding="utf-8"?>
+<w:ftr xmlns:wpc="http://schemas.microsoft.com/office/word/2010/wordprocessingCanvas" xmlns:mc="http://schemas.openxmlformats.org/markup-compatibility/2006" xmlns:o="urn:schemas-microsoft-com:office:office" xmlns:r="http://schemas.openxmlformats.org/officeDocument/2006/relationships" xmlns:m="http://schemas.openxmlformats.org/officeDocument/2006/math" xmlns:v="urn:schemas-microsoft-com:vml" xmlns:wp14="http://schemas.microsoft.com/office/word/2010/wordprocessingDrawing" xmlns:wp="http://schemas.openxmlformats.org/drawingml/2006/wordprocessingDrawing" xmlns:w10="urn:schemas-microsoft-com:office:word" xmlns:w="http://schemas.openxmlformats.org/wordprocessingml/2006/main" xmlns:w14="http://schemas.microsoft.com/office/word/2010/wordml" xmlns:w15="http://schemas.microsoft.com/office/word/2012/wordml" xmlns:wpg="http://schemas.microsoft.com/office/word/2010/wordprocessingGroup" xmlns:wpi="http://schemas.microsoft.com/office/word/2010/wordprocessingInk" xmlns:wne="http://schemas.microsoft.com/office/word/2006/wordml" xmlns:wps="http://schemas.microsoft.com/office/word/2010/wordprocessingShape">
+  <w:p>
+    <w:pPr>
+      <w:jc w:val="center"/>
+    </w:pPr>
+    <w:r>
+      <w:rPr>
+        <w:sz w:val="18"/>
+        <w:szCs w:val="18"/>
+      </w:rPr>
+      <w:fldChar w:fldCharType="begin"/>
+      <w:instrText xml:space="preserve">PAGE</w:instrText>
+      <w:fldChar w:fldCharType="separate"/>
+      <w:fldChar w:fldCharType="end"/>
+    </w:r>
+  </w:p>
+</w:ftr>
+</file>
+
 <file path=word/footnotes.xml><?xml version="1.0" encoding="utf-8"?>
 <w:footnotes xmlns:wpc="http://schemas.microsoft.com/office/word/2010/wordprocessingCanvas" xmlns:mc="http://schemas.openxmlformats.org/markup-compatibility/2006" xmlns:o="urn:schemas-microsoft-com:office:office" xmlns:r="http://schemas.openxmlformats.org/officeDocument/2006/relationships" xmlns:m="http://schemas.openxmlformats.org/officeDocument/2006/math" xmlns:v="urn:schemas-microsoft-com:vml" xmlns:wp14="http://schemas.microsoft.com/office/word/2010/wordprocessingDrawing" xmlns:wp="http://schemas.openxmlformats.org/drawingml/2006/wordprocessingDrawing" xmlns:w10="urn:schemas-microsoft-com:office:word" xmlns:w="http://schemas.openxmlformats.org/wordprocessingml/2006/main" xmlns:w14="http://schemas.microsoft.com/office/word/2010/wordml" xmlns:w15="http://schemas.microsoft.com/office/word/2012/wordml" xmlns:wpg="http://schemas.microsoft.com/office/word/2010/wordprocessingGroup" xmlns:wpi="http://schemas.microsoft.com/office/word/2010/wordprocessingInk" xmlns:wne="http://schemas.microsoft.com/office/word/2006/wordml" xmlns:wps="http://schemas.microsoft.com/office/word/2010/wordprocessingShape" mc:Ignorable="w14 w15 wp14">
   <w:footnote w:type="separator" w:id="-1">
@@ -3330,6 +3342,21 @@
     </w:p>
   </w:footnote>
 </w:footnotes>
+</file>
+
+<file path=word/header1.xml><?xml version="1.0" encoding="utf-8"?>
+<w:hdr xmlns:wpc="http://schemas.microsoft.com/office/word/2010/wordprocessingCanvas" xmlns:mc="http://schemas.openxmlformats.org/markup-compatibility/2006" xmlns:o="urn:schemas-microsoft-com:office:office" xmlns:r="http://schemas.openxmlformats.org/officeDocument/2006/relationships" xmlns:m="http://schemas.openxmlformats.org/officeDocument/2006/math" xmlns:v="urn:schemas-microsoft-com:vml" xmlns:wp14="http://schemas.microsoft.com/office/word/2010/wordprocessingDrawing" xmlns:wp="http://schemas.openxmlformats.org/drawingml/2006/wordprocessingDrawing" xmlns:w10="urn:schemas-microsoft-com:office:word" xmlns:w="http://schemas.openxmlformats.org/wordprocessingml/2006/main" xmlns:w14="http://schemas.microsoft.com/office/word/2010/wordml" xmlns:w15="http://schemas.microsoft.com/office/word/2012/wordml" xmlns:wpg="http://schemas.microsoft.com/office/word/2010/wordprocessingGroup" xmlns:wpi="http://schemas.microsoft.com/office/word/2010/wordprocessingInk" xmlns:wne="http://schemas.microsoft.com/office/word/2006/wordml" xmlns:wps="http://schemas.microsoft.com/office/word/2010/wordprocessingShape" xmlns:cx="http://schemas.microsoft.com/office/drawing/2014/chartex" xmlns:cx1="http://schemas.microsoft.com/office/drawing/2015/9/8/chartex" xmlns:cx2="http://schemas.microsoft.com/office/drawing/2015/10/21/chartex" xmlns:cx3="http://schemas.microsoft.com/office/drawing/2016/5/9/chartex" xmlns:cx4="http://schemas.microsoft.com/office/drawing/2016/5/10/chartex" xmlns:cx5="http://schemas.microsoft.com/office/drawing/2016/5/11/chartex" xmlns:cx6="http://schemas.microsoft.com/office/drawing/2016/5/12/chartex" xmlns:cx7="http://schemas.microsoft.com/office/drawing/2016/5/13/chartex" xmlns:cx8="http://schemas.microsoft.com/office/drawing/2016/5/14/chartex" xmlns:w16cid="http://schemas.microsoft.com/office/word/2016/wordml/cid" xmlns:w16se="http://schemas.microsoft.com/office/word/2015/wordml/symex">
+  <w:p>
+    <w:r>
+      <w:rPr>
+        <w:color w:val="555555"/>
+        <w:sz w:val="18"/>
+        <w:szCs w:val="18"/>
+      </w:rPr>
+      <w:t xml:space="preserve">BAS Ballistics and Scoring — User Guide</w:t>
+    </w:r>
+  </w:p>
+</w:hdr>
 </file>
 
 <file path=word/numbering.xml><?xml version="1.0" encoding="utf-8"?>
@@ -3428,7 +3455,7 @@
 </file>
 
 <file path=word/styles.xml><?xml version="1.0" encoding="utf-8"?>
-<w:styles xmlns:mc="http://schemas.openxmlformats.org/markup-compatibility/2006" xmlns:r="http://schemas.openxmlformats.org/officeDocument/2006/relationships" xmlns:w="http://schemas.openxmlformats.org/wordprocessingml/2006/main" xmlns:w14="http://schemas.microsoft.com/office/word/2010/wordml" xmlns:w15="http://schemas.microsoft.com/office/word/2012/wordml" mc:Ignorable="w14 w15">
+<w:styles xmlns:mc="http://schemas.openxmlformats.org/markup-compatibility/2006" xmlns:r="http://schemas.openxmlformats.org/officeDocument/2006/relationships" xmlns:w="http://schemas.openxmlformats.org/wordprocessingml/2006/main" xmlns:w14="http://schemas.microsoft.com/office/word/2010/wordml" xmlns:w15="http://schemas.microsoft.com/office/word/2012/wordml" xmlns:w16cex="http://schemas.microsoft.com/office/word/2018/wordml/cex" xmlns:w16cid="http://schemas.microsoft.com/office/word/2016/wordml/cid" xmlns:w16="http://schemas.microsoft.com/office/word/2018/wordml" xmlns:w16du="http://schemas.microsoft.com/office/word/2023/wordml/word16du" xmlns:w16sdtdh="http://schemas.microsoft.com/office/word/2020/wordml/sdtdatahash" xmlns:w16sdtfl="http://schemas.microsoft.com/office/word/2024/wordml/sdtformatlock" xmlns:w16se="http://schemas.microsoft.com/office/word/2015/wordml/symex" mc:Ignorable="w14 w15 w16se w16cid w16 w16cex w16sdtdh w16sdtfl w16du">
   <w:docDefaults>
     <w:rPrDefault/>
     <w:pPrDefault/>
@@ -3604,5 +3631,621 @@
       <w:szCs w:val="20"/>
     </w:rPr>
   </w:style>
+  <w:docDefaults>
+    <w:rPrDefault>
+      <w:rPr>
+        <w:rFonts w:ascii="Calibri" w:eastAsia="Calibri" w:hAnsi="Calibri" w:cs="Calibri"/>
+        <w:sz w:val="21"/>
+        <w:szCs w:val="21"/>
+        <w:lang w:val="en-GB" w:eastAsia="en-GB" w:bidi="ar-SA"/>
+      </w:rPr>
+    </w:rPrDefault>
+    <w:pPrDefault/>
+  </w:docDefaults>
+  <w:latentStyles w:defLockedState="0" w:defUIPriority="99" w:defSemiHidden="0" w:defUnhideWhenUsed="0" w:defQFormat="0" w:count="376">
+    <w:lsdException w:name="Normal" w:uiPriority="0" w:qFormat="1"/>
+    <w:lsdException w:name="heading 1" w:uiPriority="9" w:qFormat="1"/>
+    <w:lsdException w:name="heading 2" w:semiHidden="1" w:uiPriority="9" w:unhideWhenUsed="1" w:qFormat="1"/>
+    <w:lsdException w:name="heading 3" w:semiHidden="1" w:uiPriority="9" w:unhideWhenUsed="1" w:qFormat="1"/>
+    <w:lsdException w:name="heading 4" w:semiHidden="1" w:uiPriority="9" w:unhideWhenUsed="1" w:qFormat="1"/>
+    <w:lsdException w:name="heading 5" w:semiHidden="1" w:uiPriority="9" w:unhideWhenUsed="1" w:qFormat="1"/>
+    <w:lsdException w:name="heading 6" w:semiHidden="1" w:uiPriority="9" w:unhideWhenUsed="1" w:qFormat="1"/>
+    <w:lsdException w:name="heading 7" w:semiHidden="1" w:uiPriority="9" w:unhideWhenUsed="1" w:qFormat="1"/>
+    <w:lsdException w:name="heading 8" w:semiHidden="1" w:uiPriority="9" w:unhideWhenUsed="1" w:qFormat="1"/>
+    <w:lsdException w:name="heading 9" w:semiHidden="1" w:uiPriority="9" w:unhideWhenUsed="1" w:qFormat="1"/>
+    <w:lsdException w:name="index 1" w:semiHidden="1" w:unhideWhenUsed="1"/>
+    <w:lsdException w:name="index 2" w:semiHidden="1" w:unhideWhenUsed="1"/>
+    <w:lsdException w:name="index 3" w:semiHidden="1" w:unhideWhenUsed="1"/>
+    <w:lsdException w:name="index 4" w:semiHidden="1" w:unhideWhenUsed="1"/>
+    <w:lsdException w:name="index 5" w:semiHidden="1" w:unhideWhenUsed="1"/>
+    <w:lsdException w:name="index 6" w:semiHidden="1" w:unhideWhenUsed="1"/>
+    <w:lsdException w:name="index 7" w:semiHidden="1" w:unhideWhenUsed="1"/>
+    <w:lsdException w:name="index 8" w:semiHidden="1" w:unhideWhenUsed="1"/>
+    <w:lsdException w:name="index 9" w:semiHidden="1" w:unhideWhenUsed="1"/>
+    <w:lsdException w:name="toc 1" w:semiHidden="1" w:uiPriority="39" w:unhideWhenUsed="1"/>
+    <w:lsdException w:name="toc 2" w:semiHidden="1" w:uiPriority="39" w:unhideWhenUsed="1"/>
+    <w:lsdException w:name="toc 3" w:semiHidden="1" w:uiPriority="39" w:unhideWhenUsed="1"/>
+    <w:lsdException w:name="toc 4" w:semiHidden="1" w:uiPriority="39" w:unhideWhenUsed="1"/>
+    <w:lsdException w:name="toc 5" w:semiHidden="1" w:uiPriority="39" w:unhideWhenUsed="1"/>
+    <w:lsdException w:name="toc 6" w:semiHidden="1" w:uiPriority="39" w:unhideWhenUsed="1"/>
+    <w:lsdException w:name="toc 7" w:semiHidden="1" w:uiPriority="39" w:unhideWhenUsed="1"/>
+    <w:lsdException w:name="toc 8" w:semiHidden="1" w:uiPriority="39" w:unhideWhenUsed="1"/>
+    <w:lsdException w:name="toc 9" w:semiHidden="1" w:uiPriority="39" w:unhideWhenUsed="1"/>
+    <w:lsdException w:name="Normal Indent" w:semiHidden="1" w:unhideWhenUsed="1"/>
+    <w:lsdException w:name="footnote text" w:semiHidden="1" w:unhideWhenUsed="1"/>
+    <w:lsdException w:name="annotation text" w:semiHidden="1" w:unhideWhenUsed="1"/>
+    <w:lsdException w:name="header" w:semiHidden="1" w:unhideWhenUsed="1"/>
+    <w:lsdException w:name="footer" w:semiHidden="1" w:unhideWhenUsed="1"/>
+    <w:lsdException w:name="index heading" w:semiHidden="1" w:unhideWhenUsed="1"/>
+    <w:lsdException w:name="caption" w:semiHidden="1" w:uiPriority="35" w:unhideWhenUsed="1" w:qFormat="1"/>
+    <w:lsdException w:name="table of figures" w:semiHidden="1" w:unhideWhenUsed="1"/>
+    <w:lsdException w:name="envelope address" w:semiHidden="1" w:unhideWhenUsed="1"/>
+    <w:lsdException w:name="envelope return" w:semiHidden="1" w:unhideWhenUsed="1"/>
+    <w:lsdException w:name="footnote reference" w:semiHidden="1" w:unhideWhenUsed="1"/>
+    <w:lsdException w:name="annotation reference" w:semiHidden="1" w:unhideWhenUsed="1"/>
+    <w:lsdException w:name="line number" w:semiHidden="1" w:unhideWhenUsed="1"/>
+    <w:lsdException w:name="page number" w:semiHidden="1" w:unhideWhenUsed="1"/>
+    <w:lsdException w:name="endnote reference" w:semiHidden="1" w:unhideWhenUsed="1"/>
+    <w:lsdException w:name="endnote text" w:semiHidden="1" w:unhideWhenUsed="1"/>
+    <w:lsdException w:name="table of authorities" w:semiHidden="1" w:unhideWhenUsed="1"/>
+    <w:lsdException w:name="macro" w:semiHidden="1" w:unhideWhenUsed="1"/>
+    <w:lsdException w:name="toa heading" w:semiHidden="1" w:unhideWhenUsed="1"/>
+    <w:lsdException w:name="List" w:semiHidden="1" w:unhideWhenUsed="1"/>
+    <w:lsdException w:name="List Bullet" w:semiHidden="1" w:unhideWhenUsed="1"/>
+    <w:lsdException w:name="List Number" w:semiHidden="1" w:unhideWhenUsed="1"/>
+    <w:lsdException w:name="List 2" w:semiHidden="1" w:unhideWhenUsed="1"/>
+    <w:lsdException w:name="List 3" w:semiHidden="1" w:unhideWhenUsed="1"/>
+    <w:lsdException w:name="List 4" w:semiHidden="1" w:unhideWhenUsed="1"/>
+    <w:lsdException w:name="List 5" w:semiHidden="1" w:unhideWhenUsed="1"/>
+    <w:lsdException w:name="List Bullet 2" w:semiHidden="1" w:unhideWhenUsed="1"/>
+    <w:lsdException w:name="List Bullet 3" w:semiHidden="1" w:unhideWhenUsed="1"/>
+    <w:lsdException w:name="List Bullet 4" w:semiHidden="1" w:unhideWhenUsed="1"/>
+    <w:lsdException w:name="List Bullet 5" w:semiHidden="1" w:unhideWhenUsed="1"/>
+    <w:lsdException w:name="List Number 2" w:semiHidden="1" w:unhideWhenUsed="1"/>
+    <w:lsdException w:name="List Number 3" w:semiHidden="1" w:unhideWhenUsed="1"/>
+    <w:lsdException w:name="List Number 4" w:semiHidden="1" w:unhideWhenUsed="1"/>
+    <w:lsdException w:name="List Number 5" w:semiHidden="1" w:unhideWhenUsed="1"/>
+    <w:lsdException w:name="Title" w:uiPriority="10" w:qFormat="1"/>
+    <w:lsdException w:name="Closing" w:semiHidden="1" w:unhideWhenUsed="1"/>
+    <w:lsdException w:name="Signature" w:semiHidden="1" w:unhideWhenUsed="1"/>
+    <w:lsdException w:name="Default Paragraph Font" w:semiHidden="1" w:uiPriority="1" w:unhideWhenUsed="1"/>
+    <w:lsdException w:name="Body Text" w:semiHidden="1" w:unhideWhenUsed="1"/>
+    <w:lsdException w:name="Body Text Indent" w:semiHidden="1" w:unhideWhenUsed="1"/>
+    <w:lsdException w:name="List Continue" w:semiHidden="1" w:unhideWhenUsed="1"/>
+    <w:lsdException w:name="List Continue 2" w:semiHidden="1" w:unhideWhenUsed="1"/>
+    <w:lsdException w:name="List Continue 3" w:semiHidden="1" w:unhideWhenUsed="1"/>
+    <w:lsdException w:name="List Continue 4" w:semiHidden="1" w:unhideWhenUsed="1"/>
+    <w:lsdException w:name="List Continue 5" w:semiHidden="1" w:unhideWhenUsed="1"/>
+    <w:lsdException w:name="Message Header" w:semiHidden="1" w:unhideWhenUsed="1"/>
+    <w:lsdException w:name="Subtitle" w:uiPriority="11" w:qFormat="1"/>
+    <w:lsdException w:name="Salutation" w:semiHidden="1" w:unhideWhenUsed="1"/>
+    <w:lsdException w:name="Date" w:semiHidden="1" w:unhideWhenUsed="1"/>
+    <w:lsdException w:name="Body Text First Indent" w:semiHidden="1" w:unhideWhenUsed="1"/>
+    <w:lsdException w:name="Body Text First Indent 2" w:semiHidden="1" w:unhideWhenUsed="1"/>
+    <w:lsdException w:name="Note Heading" w:semiHidden="1" w:unhideWhenUsed="1"/>
+    <w:lsdException w:name="Body Text 2" w:semiHidden="1" w:unhideWhenUsed="1"/>
+    <w:lsdException w:name="Body Text 3" w:semiHidden="1" w:unhideWhenUsed="1"/>
+    <w:lsdException w:name="Body Text Indent 2" w:semiHidden="1" w:unhideWhenUsed="1"/>
+    <w:lsdException w:name="Body Text Indent 3" w:semiHidden="1" w:unhideWhenUsed="1"/>
+    <w:lsdException w:name="Block Text" w:semiHidden="1" w:unhideWhenUsed="1"/>
+    <w:lsdException w:name="Hyperlink" w:semiHidden="1" w:unhideWhenUsed="1"/>
+    <w:lsdException w:name="FollowedHyperlink" w:semiHidden="1" w:unhideWhenUsed="1"/>
+    <w:lsdException w:name="Strong" w:uiPriority="22" w:qFormat="1"/>
+    <w:lsdException w:name="Emphasis" w:uiPriority="20" w:qFormat="1"/>
+    <w:lsdException w:name="Document Map" w:semiHidden="1" w:unhideWhenUsed="1"/>
+    <w:lsdException w:name="Plain Text" w:semiHidden="1" w:unhideWhenUsed="1"/>
+    <w:lsdException w:name="E-mail Signature" w:semiHidden="1" w:unhideWhenUsed="1"/>
+    <w:lsdException w:name="HTML Top of Form" w:semiHidden="1" w:unhideWhenUsed="1"/>
+    <w:lsdException w:name="HTML Bottom of Form" w:semiHidden="1" w:unhideWhenUsed="1"/>
+    <w:lsdException w:name="Normal (Web)" w:semiHidden="1" w:unhideWhenUsed="1"/>
+    <w:lsdException w:name="HTML Acronym" w:semiHidden="1" w:unhideWhenUsed="1"/>
+    <w:lsdException w:name="HTML Address" w:semiHidden="1" w:unhideWhenUsed="1"/>
+    <w:lsdException w:name="HTML Cite" w:semiHidden="1" w:unhideWhenUsed="1"/>
+    <w:lsdException w:name="HTML Code" w:semiHidden="1" w:unhideWhenUsed="1"/>
+    <w:lsdException w:name="HTML Definition" w:semiHidden="1" w:unhideWhenUsed="1"/>
+    <w:lsdException w:name="HTML Keyboard" w:semiHidden="1" w:unhideWhenUsed="1"/>
+    <w:lsdException w:name="HTML Preformatted" w:semiHidden="1" w:unhideWhenUsed="1"/>
+    <w:lsdException w:name="HTML Sample" w:semiHidden="1" w:unhideWhenUsed="1"/>
+    <w:lsdException w:name="HTML Typewriter" w:semiHidden="1" w:unhideWhenUsed="1"/>
+    <w:lsdException w:name="HTML Variable" w:semiHidden="1" w:unhideWhenUsed="1"/>
+    <w:lsdException w:name="Normal Table" w:semiHidden="1" w:unhideWhenUsed="1"/>
+    <w:lsdException w:name="annotation subject" w:semiHidden="1" w:unhideWhenUsed="1"/>
+    <w:lsdException w:name="No List" w:semiHidden="1" w:unhideWhenUsed="1"/>
+    <w:lsdException w:name="Outline List 1" w:semiHidden="1" w:unhideWhenUsed="1"/>
+    <w:lsdException w:name="Outline List 2" w:semiHidden="1" w:unhideWhenUsed="1"/>
+    <w:lsdException w:name="Outline List 3" w:semiHidden="1" w:unhideWhenUsed="1"/>
+    <w:lsdException w:name="Table Simple 1" w:semiHidden="1" w:unhideWhenUsed="1"/>
+    <w:lsdException w:name="Table Simple 2" w:semiHidden="1" w:unhideWhenUsed="1"/>
+    <w:lsdException w:name="Table Simple 3" w:semiHidden="1" w:unhideWhenUsed="1"/>
+    <w:lsdException w:name="Table Classic 1" w:semiHidden="1" w:unhideWhenUsed="1"/>
+    <w:lsdException w:name="Table Classic 2" w:semiHidden="1" w:unhideWhenUsed="1"/>
+    <w:lsdException w:name="Table Classic 3" w:semiHidden="1" w:unhideWhenUsed="1"/>
+    <w:lsdException w:name="Table Classic 4" w:semiHidden="1" w:unhideWhenUsed="1"/>
+    <w:lsdException w:name="Table Colorful 1" w:semiHidden="1" w:unhideWhenUsed="1"/>
+    <w:lsdException w:name="Table Colorful 2" w:semiHidden="1" w:unhideWhenUsed="1"/>
+    <w:lsdException w:name="Table Colorful 3" w:semiHidden="1" w:unhideWhenUsed="1"/>
+    <w:lsdException w:name="Table Columns 1" w:semiHidden="1" w:unhideWhenUsed="1"/>
+    <w:lsdException w:name="Table Columns 2" w:semiHidden="1" w:unhideWhenUsed="1"/>
+    <w:lsdException w:name="Table Columns 3" w:semiHidden="1" w:unhideWhenUsed="1"/>
+    <w:lsdException w:name="Table Columns 4" w:semiHidden="1" w:unhideWhenUsed="1"/>
+    <w:lsdException w:name="Table Columns 5" w:semiHidden="1" w:unhideWhenUsed="1"/>
+    <w:lsdException w:name="Table Grid 1" w:semiHidden="1" w:unhideWhenUsed="1"/>
+    <w:lsdException w:name="Table Grid 2" w:semiHidden="1" w:unhideWhenUsed="1"/>
+    <w:lsdException w:name="Table Grid 3" w:semiHidden="1" w:unhideWhenUsed="1"/>
+    <w:lsdException w:name="Table Grid 4" w:semiHidden="1" w:unhideWhenUsed="1"/>
+    <w:lsdException w:name="Table Grid 5" w:semiHidden="1" w:unhideWhenUsed="1"/>
+    <w:lsdException w:name="Table Grid 6" w:semiHidden="1" w:unhideWhenUsed="1"/>
+    <w:lsdException w:name="Table Grid 7" w:semiHidden="1" w:unhideWhenUsed="1"/>
+    <w:lsdException w:name="Table Grid 8" w:semiHidden="1" w:unhideWhenUsed="1"/>
+    <w:lsdException w:name="Table List 1" w:semiHidden="1" w:unhideWhenUsed="1"/>
+    <w:lsdException w:name="Table List 2" w:semiHidden="1" w:unhideWhenUsed="1"/>
+    <w:lsdException w:name="Table List 3" w:semiHidden="1" w:unhideWhenUsed="1"/>
+    <w:lsdException w:name="Table List 4" w:semiHidden="1" w:unhideWhenUsed="1"/>
+    <w:lsdException w:name="Table List 5" w:semiHidden="1" w:unhideWhenUsed="1"/>
+    <w:lsdException w:name="Table List 6" w:semiHidden="1" w:unhideWhenUsed="1"/>
+    <w:lsdException w:name="Table List 7" w:semiHidden="1" w:unhideWhenUsed="1"/>
+    <w:lsdException w:name="Table List 8" w:semiHidden="1" w:unhideWhenUsed="1"/>
+    <w:lsdException w:name="Table 3D effects 1" w:semiHidden="1" w:unhideWhenUsed="1"/>
+    <w:lsdException w:name="Table 3D effects 2" w:semiHidden="1" w:unhideWhenUsed="1"/>
+    <w:lsdException w:name="Table 3D effects 3" w:semiHidden="1" w:unhideWhenUsed="1"/>
+    <w:lsdException w:name="Table Contemporary" w:semiHidden="1" w:unhideWhenUsed="1"/>
+    <w:lsdException w:name="Table Elegant" w:semiHidden="1" w:unhideWhenUsed="1"/>
+    <w:lsdException w:name="Table Professional" w:semiHidden="1" w:unhideWhenUsed="1"/>
+    <w:lsdException w:name="Table Subtle 1" w:semiHidden="1" w:unhideWhenUsed="1"/>
+    <w:lsdException w:name="Table Subtle 2" w:semiHidden="1" w:unhideWhenUsed="1"/>
+    <w:lsdException w:name="Table Web 1" w:semiHidden="1" w:unhideWhenUsed="1"/>
+    <w:lsdException w:name="Table Web 2" w:semiHidden="1" w:unhideWhenUsed="1"/>
+    <w:lsdException w:name="Table Web 3" w:semiHidden="1" w:unhideWhenUsed="1"/>
+    <w:lsdException w:name="Balloon Text" w:semiHidden="1" w:unhideWhenUsed="1"/>
+    <w:lsdException w:name="Table Grid" w:uiPriority="39"/>
+    <w:lsdException w:name="Table Theme" w:semiHidden="1" w:unhideWhenUsed="1"/>
+    <w:lsdException w:name="Placeholder Text" w:semiHidden="1"/>
+    <w:lsdException w:name="No Spacing" w:uiPriority="1" w:qFormat="1"/>
+    <w:lsdException w:name="Light Shading" w:uiPriority="60"/>
+    <w:lsdException w:name="Light List" w:uiPriority="61"/>
+    <w:lsdException w:name="Light Grid" w:uiPriority="62"/>
+    <w:lsdException w:name="Medium Shading 1" w:uiPriority="63"/>
+    <w:lsdException w:name="Medium Shading 2" w:uiPriority="64"/>
+    <w:lsdException w:name="Medium List 1" w:uiPriority="65"/>
+    <w:lsdException w:name="Medium List 2" w:uiPriority="66"/>
+    <w:lsdException w:name="Medium Grid 1" w:uiPriority="67"/>
+    <w:lsdException w:name="Medium Grid 2" w:uiPriority="68"/>
+    <w:lsdException w:name="Medium Grid 3" w:uiPriority="69"/>
+    <w:lsdException w:name="Dark List" w:uiPriority="70"/>
+    <w:lsdException w:name="Colorful Shading" w:uiPriority="71"/>
+    <w:lsdException w:name="Colorful List" w:uiPriority="72"/>
+    <w:lsdException w:name="Colorful Grid" w:uiPriority="73"/>
+    <w:lsdException w:name="Light Shading Accent 1" w:uiPriority="60"/>
+    <w:lsdException w:name="Light List Accent 1" w:uiPriority="61"/>
+    <w:lsdException w:name="Light Grid Accent 1" w:uiPriority="62"/>
+    <w:lsdException w:name="Medium Shading 1 Accent 1" w:uiPriority="63"/>
+    <w:lsdException w:name="Medium Shading 2 Accent 1" w:uiPriority="64"/>
+    <w:lsdException w:name="Medium List 1 Accent 1" w:uiPriority="65"/>
+    <w:lsdException w:name="Revision" w:semiHidden="1"/>
+    <w:lsdException w:name="List Paragraph" w:uiPriority="34" w:qFormat="1"/>
+    <w:lsdException w:name="Quote" w:uiPriority="29" w:qFormat="1"/>
+    <w:lsdException w:name="Intense Quote" w:uiPriority="30" w:qFormat="1"/>
+    <w:lsdException w:name="Medium List 2 Accent 1" w:uiPriority="66"/>
+    <w:lsdException w:name="Medium Grid 1 Accent 1" w:uiPriority="67"/>
+    <w:lsdException w:name="Medium Grid 2 Accent 1" w:uiPriority="68"/>
+    <w:lsdException w:name="Medium Grid 3 Accent 1" w:uiPriority="69"/>
+    <w:lsdException w:name="Dark List Accent 1" w:uiPriority="70"/>
+    <w:lsdException w:name="Colorful Shading Accent 1" w:uiPriority="71"/>
+    <w:lsdException w:name="Colorful List Accent 1" w:uiPriority="72"/>
+    <w:lsdException w:name="Colorful Grid Accent 1" w:uiPriority="73"/>
+    <w:lsdException w:name="Light Shading Accent 2" w:uiPriority="60"/>
+    <w:lsdException w:name="Light List Accent 2" w:uiPriority="61"/>
+    <w:lsdException w:name="Light Grid Accent 2" w:uiPriority="62"/>
+    <w:lsdException w:name="Medium Shading 1 Accent 2" w:uiPriority="63"/>
+    <w:lsdException w:name="Medium Shading 2 Accent 2" w:uiPriority="64"/>
+    <w:lsdException w:name="Medium List 1 Accent 2" w:uiPriority="65"/>
+    <w:lsdException w:name="Medium List 2 Accent 2" w:uiPriority="66"/>
+    <w:lsdException w:name="Medium Grid 1 Accent 2" w:uiPriority="67"/>
+    <w:lsdException w:name="Medium Grid 2 Accent 2" w:uiPriority="68"/>
+    <w:lsdException w:name="Medium Grid 3 Accent 2" w:uiPriority="69"/>
+    <w:lsdException w:name="Dark List Accent 2" w:uiPriority="70"/>
+    <w:lsdException w:name="Colorful Shading Accent 2" w:uiPriority="71"/>
+    <w:lsdException w:name="Colorful List Accent 2" w:uiPriority="72"/>
+    <w:lsdException w:name="Colorful Grid Accent 2" w:uiPriority="73"/>
+    <w:lsdException w:name="Light Shading Accent 3" w:uiPriority="60"/>
+    <w:lsdException w:name="Light List Accent 3" w:uiPriority="61"/>
+    <w:lsdException w:name="Light Grid Accent 3" w:uiPriority="62"/>
+    <w:lsdException w:name="Medium Shading 1 Accent 3" w:uiPriority="63"/>
+    <w:lsdException w:name="Medium Shading 2 Accent 3" w:uiPriority="64"/>
+    <w:lsdException w:name="Medium List 1 Accent 3" w:uiPriority="65"/>
+    <w:lsdException w:name="Medium List 2 Accent 3" w:uiPriority="66"/>
+    <w:lsdException w:name="Medium Grid 1 Accent 3" w:uiPriority="67"/>
+    <w:lsdException w:name="Medium Grid 2 Accent 3" w:uiPriority="68"/>
+    <w:lsdException w:name="Medium Grid 3 Accent 3" w:uiPriority="69"/>
+    <w:lsdException w:name="Dark List Accent 3" w:uiPriority="70"/>
+    <w:lsdException w:name="Colorful Shading Accent 3" w:uiPriority="71"/>
+    <w:lsdException w:name="Colorful List Accent 3" w:uiPriority="72"/>
+    <w:lsdException w:name="Colorful Grid Accent 3" w:uiPriority="73"/>
+    <w:lsdException w:name="Light Shading Accent 4" w:uiPriority="60"/>
+    <w:lsdException w:name="Light List Accent 4" w:uiPriority="61"/>
+    <w:lsdException w:name="Light Grid Accent 4" w:uiPriority="62"/>
+    <w:lsdException w:name="Medium Shading 1 Accent 4" w:uiPriority="63"/>
+    <w:lsdException w:name="Medium Shading 2 Accent 4" w:uiPriority="64"/>
+    <w:lsdException w:name="Medium List 1 Accent 4" w:uiPriority="65"/>
+    <w:lsdException w:name="Medium List 2 Accent 4" w:uiPriority="66"/>
+    <w:lsdException w:name="Medium Grid 1 Accent 4" w:uiPriority="67"/>
+    <w:lsdException w:name="Medium Grid 2 Accent 4" w:uiPriority="68"/>
+    <w:lsdException w:name="Medium Grid 3 Accent 4" w:uiPriority="69"/>
+    <w:lsdException w:name="Dark List Accent 4" w:uiPriority="70"/>
+    <w:lsdException w:name="Colorful Shading Accent 4" w:uiPriority="71"/>
+    <w:lsdException w:name="Colorful List Accent 4" w:uiPriority="72"/>
+    <w:lsdException w:name="Colorful Grid Accent 4" w:uiPriority="73"/>
+    <w:lsdException w:name="Light Shading Accent 5" w:uiPriority="60"/>
+    <w:lsdException w:name="Light List Accent 5" w:uiPriority="61"/>
+    <w:lsdException w:name="Light Grid Accent 5" w:uiPriority="62"/>
+    <w:lsdException w:name="Medium Shading 1 Accent 5" w:uiPriority="63"/>
+    <w:lsdException w:name="Medium Shading 2 Accent 5" w:uiPriority="64"/>
+    <w:lsdException w:name="Medium List 1 Accent 5" w:uiPriority="65"/>
+    <w:lsdException w:name="Medium List 2 Accent 5" w:uiPriority="66"/>
+    <w:lsdException w:name="Medium Grid 1 Accent 5" w:uiPriority="67"/>
+    <w:lsdException w:name="Medium Grid 2 Accent 5" w:uiPriority="68"/>
+    <w:lsdException w:name="Medium Grid 3 Accent 5" w:uiPriority="69"/>
+    <w:lsdException w:name="Dark List Accent 5" w:uiPriority="70"/>
+    <w:lsdException w:name="Colorful Shading Accent 5" w:uiPriority="71"/>
+    <w:lsdException w:name="Colorful List Accent 5" w:uiPriority="72"/>
+    <w:lsdException w:name="Colorful Grid Accent 5" w:uiPriority="73"/>
+    <w:lsdException w:name="Light Shading Accent 6" w:uiPriority="60"/>
+    <w:lsdException w:name="Light List Accent 6" w:uiPriority="61"/>
+    <w:lsdException w:name="Light Grid Accent 6" w:uiPriority="62"/>
+    <w:lsdException w:name="Medium Shading 1 Accent 6" w:uiPriority="63"/>
+    <w:lsdException w:name="Medium Shading 2 Accent 6" w:uiPriority="64"/>
+    <w:lsdException w:name="Medium List 1 Accent 6" w:uiPriority="65"/>
+    <w:lsdException w:name="Medium List 2 Accent 6" w:uiPriority="66"/>
+    <w:lsdException w:name="Medium Grid 1 Accent 6" w:uiPriority="67"/>
+    <w:lsdException w:name="Medium Grid 2 Accent 6" w:uiPriority="68"/>
+    <w:lsdException w:name="Medium Grid 3 Accent 6" w:uiPriority="69"/>
+    <w:lsdException w:name="Dark List Accent 6" w:uiPriority="70"/>
+    <w:lsdException w:name="Colorful Shading Accent 6" w:uiPriority="71"/>
+    <w:lsdException w:name="Colorful List Accent 6" w:uiPriority="72"/>
+    <w:lsdException w:name="Colorful Grid Accent 6" w:uiPriority="73"/>
+    <w:lsdException w:name="Subtle Emphasis" w:uiPriority="19" w:qFormat="1"/>
+    <w:lsdException w:name="Intense Emphasis" w:uiPriority="21" w:qFormat="1"/>
+    <w:lsdException w:name="Subtle Reference" w:uiPriority="31" w:qFormat="1"/>
+    <w:lsdException w:name="Intense Reference" w:uiPriority="32" w:qFormat="1"/>
+    <w:lsdException w:name="Book Title" w:uiPriority="33" w:qFormat="1"/>
+    <w:lsdException w:name="Bibliography" w:semiHidden="1" w:uiPriority="37" w:unhideWhenUsed="1"/>
+    <w:lsdException w:name="TOC Heading" w:semiHidden="1" w:uiPriority="39" w:unhideWhenUsed="1" w:qFormat="1"/>
+    <w:lsdException w:name="Plain Table 1" w:uiPriority="41"/>
+    <w:lsdException w:name="Plain Table 2" w:uiPriority="42"/>
+    <w:lsdException w:name="Plain Table 3" w:uiPriority="43"/>
+    <w:lsdException w:name="Plain Table 4" w:uiPriority="44"/>
+    <w:lsdException w:name="Plain Table 5" w:uiPriority="45"/>
+    <w:lsdException w:name="Grid Table Light" w:uiPriority="40"/>
+    <w:lsdException w:name="Grid Table 1 Light" w:uiPriority="46"/>
+    <w:lsdException w:name="Grid Table 2" w:uiPriority="47"/>
+    <w:lsdException w:name="Grid Table 3" w:uiPriority="48"/>
+    <w:lsdException w:name="Grid Table 4" w:uiPriority="49"/>
+    <w:lsdException w:name="Grid Table 5 Dark" w:uiPriority="50"/>
+    <w:lsdException w:name="Grid Table 6 Colorful" w:uiPriority="51"/>
+    <w:lsdException w:name="Grid Table 7 Colorful" w:uiPriority="52"/>
+    <w:lsdException w:name="Grid Table 1 Light Accent 1" w:uiPriority="46"/>
+    <w:lsdException w:name="Grid Table 2 Accent 1" w:uiPriority="47"/>
+    <w:lsdException w:name="Grid Table 3 Accent 1" w:uiPriority="48"/>
+    <w:lsdException w:name="Grid Table 4 Accent 1" w:uiPriority="49"/>
+    <w:lsdException w:name="Grid Table 5 Dark Accent 1" w:uiPriority="50"/>
+    <w:lsdException w:name="Grid Table 6 Colorful Accent 1" w:uiPriority="51"/>
+    <w:lsdException w:name="Grid Table 7 Colorful Accent 1" w:uiPriority="52"/>
+    <w:lsdException w:name="Grid Table 1 Light Accent 2" w:uiPriority="46"/>
+    <w:lsdException w:name="Grid Table 2 Accent 2" w:uiPriority="47"/>
+    <w:lsdException w:name="Grid Table 3 Accent 2" w:uiPriority="48"/>
+    <w:lsdException w:name="Grid Table 4 Accent 2" w:uiPriority="49"/>
+    <w:lsdException w:name="Grid Table 5 Dark Accent 2" w:uiPriority="50"/>
+    <w:lsdException w:name="Grid Table 6 Colorful Accent 2" w:uiPriority="51"/>
+    <w:lsdException w:name="Grid Table 7 Colorful Accent 2" w:uiPriority="52"/>
+    <w:lsdException w:name="Grid Table 1 Light Accent 3" w:uiPriority="46"/>
+    <w:lsdException w:name="Grid Table 2 Accent 3" w:uiPriority="47"/>
+    <w:lsdException w:name="Grid Table 3 Accent 3" w:uiPriority="48"/>
+    <w:lsdException w:name="Grid Table 4 Accent 3" w:uiPriority="49"/>
+    <w:lsdException w:name="Grid Table 5 Dark Accent 3" w:uiPriority="50"/>
+    <w:lsdException w:name="Grid Table 6 Colorful Accent 3" w:uiPriority="51"/>
+    <w:lsdException w:name="Grid Table 7 Colorful Accent 3" w:uiPriority="52"/>
+    <w:lsdException w:name="Grid Table 1 Light Accent 4" w:uiPriority="46"/>
+    <w:lsdException w:name="Grid Table 2 Accent 4" w:uiPriority="47"/>
+    <w:lsdException w:name="Grid Table 3 Accent 4" w:uiPriority="48"/>
+    <w:lsdException w:name="Grid Table 4 Accent 4" w:uiPriority="49"/>
+    <w:lsdException w:name="Grid Table 5 Dark Accent 4" w:uiPriority="50"/>
+    <w:lsdException w:name="Grid Table 6 Colorful Accent 4" w:uiPriority="51"/>
+    <w:lsdException w:name="Grid Table 7 Colorful Accent 4" w:uiPriority="52"/>
+    <w:lsdException w:name="Grid Table 1 Light Accent 5" w:uiPriority="46"/>
+    <w:lsdException w:name="Grid Table 2 Accent 5" w:uiPriority="47"/>
+    <w:lsdException w:name="Grid Table 3 Accent 5" w:uiPriority="48"/>
+    <w:lsdException w:name="Grid Table 4 Accent 5" w:uiPriority="49"/>
+    <w:lsdException w:name="Grid Table 5 Dark Accent 5" w:uiPriority="50"/>
+    <w:lsdException w:name="Grid Table 6 Colorful Accent 5" w:uiPriority="51"/>
+    <w:lsdException w:name="Grid Table 7 Colorful Accent 5" w:uiPriority="52"/>
+    <w:lsdException w:name="Grid Table 1 Light Accent 6" w:uiPriority="46"/>
+    <w:lsdException w:name="Grid Table 2 Accent 6" w:uiPriority="47"/>
+    <w:lsdException w:name="Grid Table 3 Accent 6" w:uiPriority="48"/>
+    <w:lsdException w:name="Grid Table 4 Accent 6" w:uiPriority="49"/>
+    <w:lsdException w:name="Grid Table 5 Dark Accent 6" w:uiPriority="50"/>
+    <w:lsdException w:name="Grid Table 6 Colorful Accent 6" w:uiPriority="51"/>
+    <w:lsdException w:name="Grid Table 7 Colorful Accent 6" w:uiPriority="52"/>
+    <w:lsdException w:name="List Table 1 Light" w:uiPriority="46"/>
+    <w:lsdException w:name="List Table 2" w:uiPriority="47"/>
+    <w:lsdException w:name="List Table 3" w:uiPriority="48"/>
+    <w:lsdException w:name="List Table 4" w:uiPriority="49"/>
+    <w:lsdException w:name="List Table 5 Dark" w:uiPriority="50"/>
+    <w:lsdException w:name="List Table 6 Colorful" w:uiPriority="51"/>
+    <w:lsdException w:name="List Table 7 Colorful" w:uiPriority="52"/>
+    <w:lsdException w:name="List Table 1 Light Accent 1" w:uiPriority="46"/>
+    <w:lsdException w:name="List Table 2 Accent 1" w:uiPriority="47"/>
+    <w:lsdException w:name="List Table 3 Accent 1" w:uiPriority="48"/>
+    <w:lsdException w:name="List Table 4 Accent 1" w:uiPriority="49"/>
+    <w:lsdException w:name="List Table 5 Dark Accent 1" w:uiPriority="50"/>
+    <w:lsdException w:name="List Table 6 Colorful Accent 1" w:uiPriority="51"/>
+    <w:lsdException w:name="List Table 7 Colorful Accent 1" w:uiPriority="52"/>
+    <w:lsdException w:name="List Table 1 Light Accent 2" w:uiPriority="46"/>
+    <w:lsdException w:name="List Table 2 Accent 2" w:uiPriority="47"/>
+    <w:lsdException w:name="List Table 3 Accent 2" w:uiPriority="48"/>
+    <w:lsdException w:name="List Table 4 Accent 2" w:uiPriority="49"/>
+    <w:lsdException w:name="List Table 5 Dark Accent 2" w:uiPriority="50"/>
+    <w:lsdException w:name="List Table 6 Colorful Accent 2" w:uiPriority="51"/>
+    <w:lsdException w:name="List Table 7 Colorful Accent 2" w:uiPriority="52"/>
+    <w:lsdException w:name="List Table 1 Light Accent 3" w:uiPriority="46"/>
+    <w:lsdException w:name="List Table 2 Accent 3" w:uiPriority="47"/>
+    <w:lsdException w:name="List Table 3 Accent 3" w:uiPriority="48"/>
+    <w:lsdException w:name="List Table 4 Accent 3" w:uiPriority="49"/>
+    <w:lsdException w:name="List Table 5 Dark Accent 3" w:uiPriority="50"/>
+    <w:lsdException w:name="List Table 6 Colorful Accent 3" w:uiPriority="51"/>
+    <w:lsdException w:name="List Table 7 Colorful Accent 3" w:uiPriority="52"/>
+    <w:lsdException w:name="List Table 1 Light Accent 4" w:uiPriority="46"/>
+    <w:lsdException w:name="List Table 2 Accent 4" w:uiPriority="47"/>
+    <w:lsdException w:name="List Table 3 Accent 4" w:uiPriority="48"/>
+    <w:lsdException w:name="List Table 4 Accent 4" w:uiPriority="49"/>
+    <w:lsdException w:name="List Table 5 Dark Accent 4" w:uiPriority="50"/>
+    <w:lsdException w:name="List Table 6 Colorful Accent 4" w:uiPriority="51"/>
+    <w:lsdException w:name="List Table 7 Colorful Accent 4" w:uiPriority="52"/>
+    <w:lsdException w:name="List Table 1 Light Accent 5" w:uiPriority="46"/>
+    <w:lsdException w:name="List Table 2 Accent 5" w:uiPriority="47"/>
+    <w:lsdException w:name="List Table 3 Accent 5" w:uiPriority="48"/>
+    <w:lsdException w:name="List Table 4 Accent 5" w:uiPriority="49"/>
+    <w:lsdException w:name="List Table 5 Dark Accent 5" w:uiPriority="50"/>
+    <w:lsdException w:name="List Table 6 Colorful Accent 5" w:uiPriority="51"/>
+    <w:lsdException w:name="List Table 7 Colorful Accent 5" w:uiPriority="52"/>
+    <w:lsdException w:name="List Table 1 Light Accent 6" w:uiPriority="46"/>
+    <w:lsdException w:name="List Table 2 Accent 6" w:uiPriority="47"/>
+    <w:lsdException w:name="List Table 3 Accent 6" w:uiPriority="48"/>
+    <w:lsdException w:name="List Table 4 Accent 6" w:uiPriority="49"/>
+    <w:lsdException w:name="List Table 5 Dark Accent 6" w:uiPriority="50"/>
+    <w:lsdException w:name="List Table 6 Colorful Accent 6" w:uiPriority="51"/>
+    <w:lsdException w:name="List Table 7 Colorful Accent 6" w:uiPriority="52"/>
+    <w:lsdException w:name="Mention" w:semiHidden="1" w:unhideWhenUsed="1"/>
+    <w:lsdException w:name="Smart Hyperlink" w:semiHidden="1" w:unhideWhenUsed="1"/>
+    <w:lsdException w:name="Hashtag" w:semiHidden="1" w:unhideWhenUsed="1"/>
+    <w:lsdException w:name="Unresolved Mention" w:semiHidden="1" w:unhideWhenUsed="1"/>
+    <w:lsdException w:name="Smart Link" w:semiHidden="1" w:unhideWhenUsed="1"/>
+  </w:latentStyles>
+  <w:style w:type="paragraph" w:default="1" w:styleId="Normal">
+    <w:name w:val="Normal"/>
+    <w:qFormat/>
+  </w:style>
+  <w:style w:type="paragraph" w:styleId="Heading1">
+    <w:name w:val="heading 1"/>
+    <w:uiPriority w:val="9"/>
+    <w:qFormat/>
+    <w:rsid w:val="00FE0FF3"/>
+    <w:pPr>
+      <w:keepNext/>
+      <w:spacing w:before="320" w:after="160"/>
+      <w:outlineLvl w:val="0"/>
+    </w:pPr>
+    <w:rPr>
+      <w:b/>
+      <w:bCs/>
+      <w:color w:val="1F3864"/>
+      <w:sz w:val="30"/>
+      <w:szCs w:val="30"/>
+    </w:rPr>
+  </w:style>
+  <w:style w:type="paragraph" w:styleId="Heading2">
+    <w:name w:val="heading 2"/>
+    <w:uiPriority w:val="9"/>
+    <w:unhideWhenUsed/>
+    <w:qFormat/>
+    <w:rsid w:val="00FE0FF3"/>
+    <w:pPr>
+      <w:keepNext/>
+      <w:spacing w:before="240" w:after="100"/>
+      <w:outlineLvl w:val="1"/>
+    </w:pPr>
+    <w:rPr>
+      <w:b/>
+      <w:bCs/>
+      <w:color w:val="1F3864"/>
+      <w:sz w:val="24"/>
+      <w:szCs w:val="24"/>
+    </w:rPr>
+  </w:style>
+  <w:style w:type="paragraph" w:styleId="Heading3">
+    <w:name w:val="heading 3"/>
+    <w:uiPriority w:val="9"/>
+    <w:unhideWhenUsed/>
+    <w:qFormat/>
+    <w:pPr>
+      <w:outlineLvl w:val="2"/>
+    </w:pPr>
+    <w:rPr>
+      <w:color w:val="1F4D78"/>
+      <w:sz w:val="24"/>
+      <w:szCs w:val="24"/>
+    </w:rPr>
+  </w:style>
+  <w:style w:type="paragraph" w:styleId="Heading4">
+    <w:name w:val="heading 4"/>
+    <w:uiPriority w:val="9"/>
+    <w:semiHidden/>
+    <w:unhideWhenUsed/>
+    <w:qFormat/>
+    <w:pPr>
+      <w:outlineLvl w:val="3"/>
+    </w:pPr>
+    <w:rPr>
+      <w:i/>
+      <w:iCs/>
+      <w:color w:val="2E74B5"/>
+    </w:rPr>
+  </w:style>
+  <w:style w:type="paragraph" w:styleId="Heading5">
+    <w:name w:val="heading 5"/>
+    <w:uiPriority w:val="9"/>
+    <w:semiHidden/>
+    <w:unhideWhenUsed/>
+    <w:qFormat/>
+    <w:pPr>
+      <w:outlineLvl w:val="4"/>
+    </w:pPr>
+    <w:rPr>
+      <w:color w:val="2E74B5"/>
+    </w:rPr>
+  </w:style>
+  <w:style w:type="paragraph" w:styleId="Heading6">
+    <w:name w:val="heading 6"/>
+    <w:uiPriority w:val="9"/>
+    <w:semiHidden/>
+    <w:unhideWhenUsed/>
+    <w:qFormat/>
+    <w:pPr>
+      <w:outlineLvl w:val="5"/>
+    </w:pPr>
+    <w:rPr>
+      <w:color w:val="1F4D78"/>
+    </w:rPr>
+  </w:style>
+  <w:style w:type="character" w:default="1" w:styleId="DefaultParagraphFont">
+    <w:name w:val="Default Paragraph Font"/>
+    <w:uiPriority w:val="1"/>
+    <w:semiHidden/>
+    <w:unhideWhenUsed/>
+  </w:style>
+  <w:style w:type="table" w:default="1" w:styleId="TableNormal">
+    <w:name w:val="Normal Table"/>
+    <w:uiPriority w:val="99"/>
+    <w:semiHidden/>
+    <w:unhideWhenUsed/>
+    <w:tblPr>
+      <w:tblInd w:w="0" w:type="dxa"/>
+      <w:tblCellMar>
+        <w:top w:w="0" w:type="dxa"/>
+        <w:left w:w="108" w:type="dxa"/>
+        <w:bottom w:w="0" w:type="dxa"/>
+        <w:right w:w="108" w:type="dxa"/>
+      </w:tblCellMar>
+    </w:tblPr>
+  </w:style>
+  <w:style w:type="numbering" w:default="1" w:styleId="NoList">
+    <w:name w:val="No List"/>
+    <w:uiPriority w:val="99"/>
+    <w:semiHidden/>
+    <w:unhideWhenUsed/>
+  </w:style>
+  <w:style w:type="paragraph" w:styleId="Title">
+    <w:name w:val="Title"/>
+    <w:uiPriority w:val="10"/>
+    <w:qFormat/>
+    <w:rPr>
+      <w:sz w:val="56"/>
+      <w:szCs w:val="56"/>
+    </w:rPr>
+  </w:style>
+  <w:style w:type="paragraph" w:customStyle="1" w:styleId="Strong1">
+    <w:name w:val="Strong1"/>
+    <w:qFormat/>
+    <w:rPr>
+      <w:b/>
+      <w:bCs/>
+    </w:rPr>
+  </w:style>
+  <w:style w:type="paragraph" w:styleId="ListParagraph">
+    <w:name w:val="List Paragraph"/>
+    <w:qFormat/>
+  </w:style>
+  <w:style w:type="character" w:styleId="Hyperlink">
+    <w:name w:val="Hyperlink"/>
+    <w:uiPriority w:val="99"/>
+    <w:unhideWhenUsed/>
+    <w:rPr>
+      <w:color w:val="0563C1"/>
+      <w:u w:val="single"/>
+    </w:rPr>
+  </w:style>
+  <w:style w:type="character" w:styleId="FootnoteReference">
+    <w:name w:val="footnote reference"/>
+    <w:uiPriority w:val="99"/>
+    <w:semiHidden/>
+    <w:unhideWhenUsed/>
+    <w:rPr>
+      <w:vertAlign w:val="superscript"/>
+    </w:rPr>
+  </w:style>
+  <w:style w:type="paragraph" w:styleId="FootnoteText">
+    <w:name w:val="footnote text"/>
+    <w:link w:val="FootnoteTextChar"/>
+    <w:uiPriority w:val="99"/>
+    <w:semiHidden/>
+    <w:unhideWhenUsed/>
+    <w:rPr>
+      <w:sz w:val="20"/>
+      <w:szCs w:val="20"/>
+    </w:rPr>
+  </w:style>
+  <w:style w:type="character" w:customStyle="1" w:styleId="FootnoteTextChar">
+    <w:name w:val="Footnote Text Char"/>
+    <w:link w:val="FootnoteText"/>
+    <w:uiPriority w:val="99"/>
+    <w:semiHidden/>
+    <w:unhideWhenUsed/>
+    <w:rPr>
+      <w:sz w:val="20"/>
+      <w:szCs w:val="20"/>
+    </w:rPr>
+  </w:style>
+  <w:style w:type="character" w:styleId="EndnoteReference">
+    <w:name w:val="endnote reference"/>
+    <w:uiPriority w:val="99"/>
+    <w:semiHidden/>
+    <w:unhideWhenUsed/>
+    <w:rPr>
+      <w:vertAlign w:val="superscript"/>
+    </w:rPr>
+  </w:style>
+  <w:style w:type="paragraph" w:styleId="EndnoteText">
+    <w:name w:val="endnote text"/>
+    <w:link w:val="EndnoteTextChar"/>
+    <w:uiPriority w:val="99"/>
+    <w:semiHidden/>
+    <w:unhideWhenUsed/>
+    <w:rPr>
+      <w:sz w:val="20"/>
+      <w:szCs w:val="20"/>
+    </w:rPr>
+  </w:style>
+  <w:style w:type="character" w:customStyle="1" w:styleId="EndnoteTextChar">
+    <w:name w:val="Endnote Text Char"/>
+    <w:link w:val="EndnoteText"/>
+    <w:uiPriority w:val="99"/>
+    <w:semiHidden/>
+    <w:unhideWhenUsed/>
+    <w:rPr>
+      <w:sz w:val="20"/>
+      <w:szCs w:val="20"/>
+    </w:rPr>
+  </w:style>
+  <w:style w:type="character" w:styleId="UnresolvedMention">
+    <w:name w:val="Unresolved Mention"/>
+    <w:basedOn w:val="DefaultParagraphFont"/>
+    <w:uiPriority w:val="99"/>
+    <w:semiHidden/>
+    <w:unhideWhenUsed/>
+    <w:rsid w:val="005C5884"/>
+    <w:rPr>
+      <w:color w:val="605E5C"/>
+      <w:shd w:val="clear" w:color="auto" w:fill="E1DFDD"/>
+    </w:rPr>
+  </w:style>
 </w:styles>
 </file>